--- a/docs/studyguides/rearrangingtrigandlogs.docx
+++ b/docs/studyguides/rearrangingtrigandlogs.docx
@@ -66,7 +66,7 @@
         <w:t xml:space="preserve">This guide should help to get a grasp of rearranging trigonometric and logarithmic equations. This can be a very useful skill, especially when considering modelling things. For example, trigonometric equations are often used to describe signal waves and motion, whereas logarithms (or exponentials) tend to be used when describing growth and decay.</w:t>
       </w:r>
     </w:p>
-    <w:bookmarkStart w:id="23" w:name="trigonometric-equations"/>
+    <w:bookmarkStart w:id="12" w:name="trigonometric-equations"/>
     <w:p>
       <w:pPr>
         <w:pStyle w:val="Heading2"/>
@@ -92,19 +92,21 @@
           </m:rPr>
           <m:t>cos</m:t>
         </m:r>
-        <m:d>
-          <m:dPr>
-            <m:begChr m:val="("/>
-            <m:sepChr m:val=""/>
-            <m:endChr m:val=")"/>
-            <m:grow/>
-          </m:dPr>
-          <m:e>
-            <m:r>
-              <m:t>x</m:t>
-            </m:r>
-          </m:e>
-        </m:d>
+        <m:r>
+          <m:rPr>
+            <m:sty m:val="p"/>
+          </m:rPr>
+          <m:t>(</m:t>
+        </m:r>
+        <m:r>
+          <m:t>x</m:t>
+        </m:r>
+        <m:r>
+          <m:rPr>
+            <m:sty m:val="p"/>
+          </m:rPr>
+          <m:t>)</m:t>
+        </m:r>
         <m:r>
           <m:rPr>
             <m:sty m:val="p"/>
@@ -136,19 +138,21 @@
           </m:rPr>
           <m:t>cos</m:t>
         </m:r>
-        <m:d>
-          <m:dPr>
-            <m:begChr m:val="("/>
-            <m:sepChr m:val=""/>
-            <m:endChr m:val=")"/>
-            <m:grow/>
-          </m:dPr>
-          <m:e>
-            <m:r>
-              <m:t>x</m:t>
-            </m:r>
-          </m:e>
-        </m:d>
+        <m:r>
+          <m:rPr>
+            <m:sty m:val="p"/>
+          </m:rPr>
+          <m:t>(</m:t>
+        </m:r>
+        <m:r>
+          <m:t>x</m:t>
+        </m:r>
+        <m:r>
+          <m:rPr>
+            <m:sty m:val="p"/>
+          </m:rPr>
+          <m:t>)</m:t>
+        </m:r>
         <m:r>
           <m:rPr>
             <m:sty m:val="p"/>
@@ -190,19 +194,21 @@
             </m:r>
           </m:sup>
         </m:sSup>
-        <m:d>
-          <m:dPr>
-            <m:begChr m:val="("/>
-            <m:sepChr m:val=""/>
-            <m:endChr m:val=")"/>
-            <m:grow/>
-          </m:dPr>
-          <m:e>
-            <m:r>
-              <m:t>0.15</m:t>
-            </m:r>
-          </m:e>
-        </m:d>
+        <m:r>
+          <m:rPr>
+            <m:sty m:val="p"/>
+          </m:rPr>
+          <m:t>(</m:t>
+        </m:r>
+        <m:r>
+          <m:t>0.15</m:t>
+        </m:r>
+        <m:r>
+          <m:rPr>
+            <m:sty m:val="p"/>
+          </m:rPr>
+          <m:t>)</m:t>
+        </m:r>
       </m:oMath>
       <w:r>
         <w:t xml:space="preserve">.</w:t>
@@ -233,31 +239,33 @@
           </m:rPr>
           <m:t>cos</m:t>
         </m:r>
-        <m:d>
-          <m:dPr>
-            <m:begChr m:val="("/>
-            <m:sepChr m:val=""/>
-            <m:endChr m:val=")"/>
-            <m:grow/>
-          </m:dPr>
-          <m:e>
-            <m:f>
-              <m:fPr>
-                <m:type m:val="bar"/>
-              </m:fPr>
-              <m:num>
-                <m:r>
-                  <m:t>π</m:t>
-                </m:r>
-              </m:num>
-              <m:den>
-                <m:r>
-                  <m:t>2</m:t>
-                </m:r>
-              </m:den>
-            </m:f>
-          </m:e>
-        </m:d>
+        <m:r>
+          <m:rPr>
+            <m:sty m:val="p"/>
+          </m:rPr>
+          <m:t>(</m:t>
+        </m:r>
+        <m:f>
+          <m:fPr>
+            <m:type m:val="bar"/>
+          </m:fPr>
+          <m:num>
+            <m:r>
+              <m:t>π</m:t>
+            </m:r>
+          </m:num>
+          <m:den>
+            <m:r>
+              <m:t>2</m:t>
+            </m:r>
+          </m:den>
+        </m:f>
+        <m:r>
+          <m:rPr>
+            <m:sty m:val="p"/>
+          </m:rPr>
+          <m:t>)</m:t>
+        </m:r>
         <m:r>
           <m:rPr>
             <m:sty m:val="p"/>
@@ -353,18 +361,18 @@
                 <wp:inline>
                   <wp:extent cx="152400" cy="152400"/>
                   <wp:effectExtent b="0" l="0" r="0" t="0"/>
-                  <wp:docPr descr="" title="" id="21" name="Picture"/>
+                  <wp:docPr descr="" title="" id="10" name="Picture"/>
                   <a:graphic>
                     <a:graphicData uri="http://schemas.openxmlformats.org/drawingml/2006/picture">
                       <pic:pic>
                         <pic:nvPicPr>
-                          <pic:cNvPr descr="/Applications/quarto/share/formats/docx/note.png" id="22" name="Picture"/>
+                          <pic:cNvPr descr="/Applications/quarto/share/formats/docx/note.png" id="11" name="Picture"/>
                           <pic:cNvPicPr>
                             <a:picLocks noChangeArrowheads="1" noChangeAspect="1"/>
                           </pic:cNvPicPr>
                         </pic:nvPicPr>
                         <pic:blipFill>
-                          <a:blip r:embed="rId20"/>
+                          <a:blip r:embed="rId9"/>
                           <a:stretch>
                             <a:fillRect/>
                           </a:stretch>
@@ -434,31 +442,33 @@
                   </m:rPr>
                   <m:t>cos</m:t>
                 </m:r>
-                <m:d>
-                  <m:dPr>
-                    <m:begChr m:val="("/>
-                    <m:sepChr m:val=""/>
-                    <m:endChr m:val=")"/>
-                    <m:grow/>
-                  </m:dPr>
-                  <m:e>
-                    <m:r>
-                      <m:t>3</m:t>
-                    </m:r>
-                    <m:r>
-                      <m:t>x</m:t>
-                    </m:r>
-                    <m:r>
-                      <m:rPr>
-                        <m:sty m:val="p"/>
-                      </m:rPr>
-                      <m:t>+</m:t>
-                    </m:r>
-                    <m:r>
-                      <m:t>15</m:t>
-                    </m:r>
-                  </m:e>
-                </m:d>
+                <m:r>
+                  <m:rPr>
+                    <m:sty m:val="p"/>
+                  </m:rPr>
+                  <m:t>(</m:t>
+                </m:r>
+                <m:r>
+                  <m:t>3</m:t>
+                </m:r>
+                <m:r>
+                  <m:t>x</m:t>
+                </m:r>
+                <m:r>
+                  <m:rPr>
+                    <m:sty m:val="p"/>
+                  </m:rPr>
+                  <m:t>+</m:t>
+                </m:r>
+                <m:r>
+                  <m:t>15</m:t>
+                </m:r>
+                <m:r>
+                  <m:rPr>
+                    <m:sty m:val="p"/>
+                  </m:rPr>
+                  <m:t>)</m:t>
+                </m:r>
                 <m:r>
                   <m:rPr>
                     <m:sty m:val="p"/>
@@ -525,19 +535,21 @@
                 </m:rPr>
                 <m:t>cos</m:t>
               </m:r>
-              <m:d>
-                <m:dPr>
-                  <m:begChr m:val="("/>
-                  <m:sepChr m:val=""/>
-                  <m:endChr m:val=")"/>
-                  <m:grow/>
-                </m:dPr>
-                <m:e>
-                  <m:r>
-                    <m:t>y</m:t>
-                  </m:r>
-                </m:e>
-              </m:d>
+              <m:r>
+                <m:rPr>
+                  <m:sty m:val="p"/>
+                </m:rPr>
+                <m:t>(</m:t>
+              </m:r>
+              <m:r>
+                <m:t>y</m:t>
+              </m:r>
+              <m:r>
+                <m:rPr>
+                  <m:sty m:val="p"/>
+                </m:rPr>
+                <m:t>)</m:t>
+              </m:r>
               <m:r>
                 <m:rPr>
                   <m:sty m:val="p"/>
@@ -576,19 +588,21 @@
                   </m:r>
                 </m:sup>
               </m:sSup>
-              <m:d>
-                <m:dPr>
-                  <m:begChr m:val="("/>
-                  <m:sepChr m:val=""/>
-                  <m:endChr m:val=")"/>
-                  <m:grow/>
-                </m:dPr>
-                <m:e>
-                  <m:r>
-                    <m:t>0.5</m:t>
-                  </m:r>
-                </m:e>
-              </m:d>
+              <m:r>
+                <m:rPr>
+                  <m:sty m:val="p"/>
+                </m:rPr>
+                <m:t>(</m:t>
+              </m:r>
+              <m:r>
+                <m:t>0.5</m:t>
+              </m:r>
+              <m:r>
+                <m:rPr>
+                  <m:sty m:val="p"/>
+                </m:rPr>
+                <m:t>)</m:t>
+              </m:r>
               <m:r>
                 <m:rPr>
                   <m:sty m:val="p"/>
@@ -759,28 +773,30 @@
               <m:r>
                 <m:t>3</m:t>
               </m:r>
-              <m:d>
-                <m:dPr>
-                  <m:begChr m:val="("/>
-                  <m:sepChr m:val=""/>
-                  <m:endChr m:val=")"/>
-                  <m:grow/>
-                </m:dPr>
-                <m:e>
-                  <m:r>
-                    <m:t>x</m:t>
-                  </m:r>
-                  <m:r>
-                    <m:rPr>
-                      <m:sty m:val="p"/>
-                    </m:rPr>
-                    <m:t>+</m:t>
-                  </m:r>
-                  <m:r>
-                    <m:t>5</m:t>
-                  </m:r>
-                </m:e>
-              </m:d>
+              <m:r>
+                <m:rPr>
+                  <m:sty m:val="p"/>
+                </m:rPr>
+                <m:t>(</m:t>
+              </m:r>
+              <m:r>
+                <m:t>x</m:t>
+              </m:r>
+              <m:r>
+                <m:rPr>
+                  <m:sty m:val="p"/>
+                </m:rPr>
+                <m:t>+</m:t>
+              </m:r>
+              <m:r>
+                <m:t>5</m:t>
+              </m:r>
+              <m:r>
+                <m:rPr>
+                  <m:sty m:val="p"/>
+                </m:rPr>
+                <m:t>)</m:t>
+              </m:r>
             </m:oMath>
             <w:r>
               <w:t xml:space="preserve">. Then you can divide both sides of the equation by 3, so that you now have x with no prefix, giving</w:t>
@@ -933,8 +949,8 @@
         </w:tc>
       </w:tr>
     </w:tbl>
-    <w:bookmarkEnd w:id="23"/>
-    <w:bookmarkStart w:id="24" w:name="quadratic-trigonometric-equations"/>
+    <w:bookmarkEnd w:id="12"/>
+    <w:bookmarkStart w:id="13" w:name="quadratic-trigonometric-equations"/>
     <w:p>
       <w:pPr>
         <w:pStyle w:val="Heading2"/>
@@ -988,19 +1004,21 @@
             </m:r>
           </m:sup>
         </m:sSup>
-        <m:d>
-          <m:dPr>
-            <m:begChr m:val="("/>
-            <m:sepChr m:val=""/>
-            <m:endChr m:val=")"/>
-            <m:grow/>
-          </m:dPr>
-          <m:e>
-            <m:r>
-              <m:t>x</m:t>
-            </m:r>
-          </m:e>
-        </m:d>
+        <m:r>
+          <m:rPr>
+            <m:sty m:val="p"/>
+          </m:rPr>
+          <m:t>(</m:t>
+        </m:r>
+        <m:r>
+          <m:t>x</m:t>
+        </m:r>
+        <m:r>
+          <m:rPr>
+            <m:sty m:val="p"/>
+          </m:rPr>
+          <m:t>)</m:t>
+        </m:r>
         <m:r>
           <m:rPr>
             <m:sty m:val="p"/>
@@ -1016,19 +1034,21 @@
           </m:rPr>
           <m:t>sin</m:t>
         </m:r>
-        <m:d>
-          <m:dPr>
-            <m:begChr m:val="("/>
-            <m:sepChr m:val=""/>
-            <m:endChr m:val=")"/>
-            <m:grow/>
-          </m:dPr>
-          <m:e>
-            <m:r>
-              <m:t>x</m:t>
-            </m:r>
-          </m:e>
-        </m:d>
+        <m:r>
+          <m:rPr>
+            <m:sty m:val="p"/>
+          </m:rPr>
+          <m:t>(</m:t>
+        </m:r>
+        <m:r>
+          <m:t>x</m:t>
+        </m:r>
+        <m:r>
+          <m:rPr>
+            <m:sty m:val="p"/>
+          </m:rPr>
+          <m:t>)</m:t>
+        </m:r>
         <m:r>
           <m:rPr>
             <m:sty m:val="p"/>
@@ -1126,19 +1146,21 @@
           </m:rPr>
           <m:t>sin</m:t>
         </m:r>
-        <m:d>
-          <m:dPr>
-            <m:begChr m:val="("/>
-            <m:sepChr m:val=""/>
-            <m:endChr m:val=")"/>
-            <m:grow/>
-          </m:dPr>
-          <m:e>
-            <m:r>
-              <m:t>x</m:t>
-            </m:r>
-          </m:e>
-        </m:d>
+        <m:r>
+          <m:rPr>
+            <m:sty m:val="p"/>
+          </m:rPr>
+          <m:t>(</m:t>
+        </m:r>
+        <m:r>
+          <m:t>x</m:t>
+        </m:r>
+        <m:r>
+          <m:rPr>
+            <m:sty m:val="p"/>
+          </m:rPr>
+          <m:t>)</m:t>
+        </m:r>
       </m:oMath>
       <w:r>
         <w:t xml:space="preserve"> </w:t>
@@ -1147,8 +1169,8 @@
         <w:t xml:space="preserve">and solve; by this point, y will be a constant. For more information on solving quadratic equations see the Quadratic Equations guide.</w:t>
       </w:r>
     </w:p>
-    <w:bookmarkEnd w:id="24"/>
-    <w:bookmarkStart w:id="35" w:name="Xd1d9fd280ffea74ffea0034e6e7e020b8c99a91"/>
+    <w:bookmarkEnd w:id="13"/>
+    <w:bookmarkStart w:id="24" w:name="Xd1d9fd280ffea74ffea0034e6e7e020b8c99a91"/>
     <w:p>
       <w:pPr>
         <w:pStyle w:val="Heading2"/>
@@ -1205,18 +1227,18 @@
                 <wp:inline>
                   <wp:extent cx="152400" cy="152400"/>
                   <wp:effectExtent b="0" l="0" r="0" t="0"/>
-                  <wp:docPr descr="" title="" id="25" name="Picture"/>
+                  <wp:docPr descr="" title="" id="14" name="Picture"/>
                   <a:graphic>
                     <a:graphicData uri="http://schemas.openxmlformats.org/drawingml/2006/picture">
                       <pic:pic>
                         <pic:nvPicPr>
-                          <pic:cNvPr descr="/Applications/quarto/share/formats/docx/note.png" id="26" name="Picture"/>
+                          <pic:cNvPr descr="/Applications/quarto/share/formats/docx/note.png" id="15" name="Picture"/>
                           <pic:cNvPicPr>
                             <a:picLocks noChangeArrowheads="1" noChangeAspect="1"/>
                           </pic:cNvPicPr>
                         </pic:nvPicPr>
                         <pic:blipFill>
-                          <a:blip r:embed="rId20"/>
+                          <a:blip r:embed="rId9"/>
                           <a:stretch>
                             <a:fillRect/>
                           </a:stretch>
@@ -1298,19 +1320,21 @@
                     </m:r>
                   </m:sup>
                 </m:sSup>
-                <m:d>
-                  <m:dPr>
-                    <m:begChr m:val="("/>
-                    <m:sepChr m:val=""/>
-                    <m:endChr m:val=")"/>
-                    <m:grow/>
-                  </m:dPr>
-                  <m:e>
-                    <m:r>
-                      <m:t>x</m:t>
-                    </m:r>
-                  </m:e>
-                </m:d>
+                <m:r>
+                  <m:rPr>
+                    <m:sty m:val="p"/>
+                  </m:rPr>
+                  <m:t>(</m:t>
+                </m:r>
+                <m:r>
+                  <m:t>x</m:t>
+                </m:r>
+                <m:r>
+                  <m:rPr>
+                    <m:sty m:val="p"/>
+                  </m:rPr>
+                  <m:t>)</m:t>
+                </m:r>
                 <m:r>
                   <m:rPr>
                     <m:sty m:val="p"/>
@@ -1335,19 +1359,21 @@
                     </m:r>
                   </m:sup>
                 </m:sSup>
-                <m:d>
-                  <m:dPr>
-                    <m:begChr m:val="("/>
-                    <m:sepChr m:val=""/>
-                    <m:endChr m:val=")"/>
-                    <m:grow/>
-                  </m:dPr>
-                  <m:e>
-                    <m:r>
-                      <m:t>x</m:t>
-                    </m:r>
-                  </m:e>
-                </m:d>
+                <m:r>
+                  <m:rPr>
+                    <m:sty m:val="p"/>
+                  </m:rPr>
+                  <m:t>(</m:t>
+                </m:r>
+                <m:r>
+                  <m:t>x</m:t>
+                </m:r>
+                <m:r>
+                  <m:rPr>
+                    <m:sty m:val="p"/>
+                  </m:rPr>
+                  <m:t>)</m:t>
+                </m:r>
                 <m:r>
                   <m:rPr>
                     <m:sty m:val="p"/>
@@ -1395,19 +1421,21 @@
                   </m:r>
                 </m:sup>
               </m:sSup>
-              <m:d>
-                <m:dPr>
-                  <m:begChr m:val="("/>
-                  <m:sepChr m:val=""/>
-                  <m:endChr m:val=")"/>
-                  <m:grow/>
-                </m:dPr>
-                <m:e>
-                  <m:r>
-                    <m:t>x</m:t>
-                  </m:r>
-                </m:e>
-              </m:d>
+              <m:r>
+                <m:rPr>
+                  <m:sty m:val="p"/>
+                </m:rPr>
+                <m:t>(</m:t>
+              </m:r>
+              <m:r>
+                <m:t>x</m:t>
+              </m:r>
+              <m:r>
+                <m:rPr>
+                  <m:sty m:val="p"/>
+                </m:rPr>
+                <m:t>)</m:t>
+              </m:r>
               <m:r>
                 <m:rPr>
                   <m:sty m:val="p"/>
@@ -1429,19 +1457,21 @@
                   </m:r>
                 </m:sup>
               </m:sSup>
-              <m:d>
-                <m:dPr>
-                  <m:begChr m:val="("/>
-                  <m:sepChr m:val=""/>
-                  <m:endChr m:val=")"/>
-                  <m:grow/>
-                </m:dPr>
-                <m:e>
-                  <m:r>
-                    <m:t>x</m:t>
-                  </m:r>
-                </m:e>
-              </m:d>
+              <m:r>
+                <m:rPr>
+                  <m:sty m:val="p"/>
+                </m:rPr>
+                <m:t>(</m:t>
+              </m:r>
+              <m:r>
+                <m:t>x</m:t>
+              </m:r>
+              <m:r>
+                <m:rPr>
+                  <m:sty m:val="p"/>
+                </m:rPr>
+                <m:t>)</m:t>
+              </m:r>
               <m:r>
                 <m:rPr>
                   <m:sty m:val="p"/>
@@ -1474,19 +1504,21 @@
                   </m:r>
                 </m:sup>
               </m:sSup>
-              <m:d>
-                <m:dPr>
-                  <m:begChr m:val="("/>
-                  <m:sepChr m:val=""/>
-                  <m:endChr m:val=")"/>
-                  <m:grow/>
-                </m:dPr>
-                <m:e>
-                  <m:r>
-                    <m:t>x</m:t>
-                  </m:r>
-                </m:e>
-              </m:d>
+              <m:r>
+                <m:rPr>
+                  <m:sty m:val="p"/>
+                </m:rPr>
+                <m:t>(</m:t>
+              </m:r>
+              <m:r>
+                <m:t>x</m:t>
+              </m:r>
+              <m:r>
+                <m:rPr>
+                  <m:sty m:val="p"/>
+                </m:rPr>
+                <m:t>)</m:t>
+              </m:r>
             </m:oMath>
             <w:r>
               <w:t xml:space="preserve"> </w:t>
@@ -1513,19 +1545,21 @@
                   </m:r>
                 </m:sup>
               </m:sSup>
-              <m:d>
-                <m:dPr>
-                  <m:begChr m:val="("/>
-                  <m:sepChr m:val=""/>
-                  <m:endChr m:val=")"/>
-                  <m:grow/>
-                </m:dPr>
-                <m:e>
-                  <m:r>
-                    <m:t>x</m:t>
-                  </m:r>
-                </m:e>
-              </m:d>
+              <m:r>
+                <m:rPr>
+                  <m:sty m:val="p"/>
+                </m:rPr>
+                <m:t>(</m:t>
+              </m:r>
+              <m:r>
+                <m:t>x</m:t>
+              </m:r>
+              <m:r>
+                <m:rPr>
+                  <m:sty m:val="p"/>
+                </m:rPr>
+                <m:t>)</m:t>
+              </m:r>
             </m:oMath>
             <w:r>
               <w:t xml:space="preserve">.</w:t>
@@ -1560,19 +1594,21 @@
                   </m:r>
                 </m:sup>
               </m:sSup>
-              <m:d>
-                <m:dPr>
-                  <m:begChr m:val="("/>
-                  <m:sepChr m:val=""/>
-                  <m:endChr m:val=")"/>
-                  <m:grow/>
-                </m:dPr>
-                <m:e>
-                  <m:r>
-                    <m:t>x</m:t>
-                  </m:r>
-                </m:e>
-              </m:d>
+              <m:r>
+                <m:rPr>
+                  <m:sty m:val="p"/>
+                </m:rPr>
+                <m:t>(</m:t>
+              </m:r>
+              <m:r>
+                <m:t>x</m:t>
+              </m:r>
+              <m:r>
+                <m:rPr>
+                  <m:sty m:val="p"/>
+                </m:rPr>
+                <m:t>)</m:t>
+              </m:r>
               <m:r>
                 <m:rPr>
                   <m:sty m:val="p"/>
@@ -1597,19 +1633,21 @@
                   </m:r>
                 </m:sup>
               </m:sSup>
-              <m:d>
-                <m:dPr>
-                  <m:begChr m:val="("/>
-                  <m:sepChr m:val=""/>
-                  <m:endChr m:val=")"/>
-                  <m:grow/>
-                </m:dPr>
-                <m:e>
-                  <m:r>
-                    <m:t>x</m:t>
-                  </m:r>
-                </m:e>
-              </m:d>
+              <m:r>
+                <m:rPr>
+                  <m:sty m:val="p"/>
+                </m:rPr>
+                <m:t>(</m:t>
+              </m:r>
+              <m:r>
+                <m:t>x</m:t>
+              </m:r>
+              <m:r>
+                <m:rPr>
+                  <m:sty m:val="p"/>
+                </m:rPr>
+                <m:t>)</m:t>
+              </m:r>
               <m:r>
                 <m:rPr>
                   <m:sty m:val="p"/>
@@ -1634,131 +1672,94 @@
                   </m:r>
                 </m:sup>
               </m:sSup>
-              <m:d>
-                <m:dPr>
-                  <m:begChr m:val="("/>
-                  <m:sepChr m:val=""/>
-                  <m:endChr m:val=")"/>
-                  <m:grow/>
-                </m:dPr>
+              <m:r>
+                <m:rPr>
+                  <m:sty m:val="p"/>
+                </m:rPr>
+                <m:t>(</m:t>
+              </m:r>
+              <m:r>
+                <m:t>x</m:t>
+              </m:r>
+              <m:r>
+                <m:rPr>
+                  <m:sty m:val="p"/>
+                </m:rPr>
+                <m:t>)</m:t>
+              </m:r>
+              <m:r>
+                <m:rPr>
+                  <m:sty m:val="p"/>
+                </m:rPr>
+                <m:t>−</m:t>
+              </m:r>
+              <m:r>
+                <m:t>6</m:t>
+              </m:r>
+              <m:r>
+                <m:rPr>
+                  <m:sty m:val="p"/>
+                </m:rPr>
+                <m:t>=</m:t>
+              </m:r>
+              <m:r>
+                <m:t>0</m:t>
+              </m:r>
+            </m:oMath>
+            <w:r>
+              <w:t xml:space="preserve"> </w:t>
+            </w:r>
+            <w:r>
+              <w:t xml:space="preserve">and from there,</w:t>
+            </w:r>
+            <w:r>
+              <w:t xml:space="preserve"> </w:t>
+            </w:r>
+            <m:oMath>
+              <m:r>
+                <m:t>4</m:t>
+              </m:r>
+              <m:r>
+                <m:rPr>
+                  <m:sty m:val="p"/>
+                </m:rPr>
+                <m:t>(</m:t>
+              </m:r>
+              <m:sSup>
                 <m:e>
-                  <m:r>
-                    <m:t>x</m:t>
-                  </m:r>
-                </m:e>
-              </m:d>
-              <m:r>
-                <m:rPr>
-                  <m:sty m:val="p"/>
-                </m:rPr>
-                <m:t>−</m:t>
-              </m:r>
-              <m:r>
-                <m:t>6</m:t>
-              </m:r>
-              <m:r>
-                <m:rPr>
-                  <m:sty m:val="p"/>
-                </m:rPr>
-                <m:t>=</m:t>
-              </m:r>
-              <m:r>
-                <m:t>0</m:t>
-              </m:r>
-            </m:oMath>
-            <w:r>
-              <w:t xml:space="preserve"> </w:t>
-            </w:r>
-            <w:r>
-              <w:t xml:space="preserve">and from there,</w:t>
-            </w:r>
-            <w:r>
-              <w:t xml:space="preserve"> </w:t>
-            </w:r>
-            <m:oMath>
-              <m:r>
-                <m:t>4</m:t>
-              </m:r>
-              <m:d>
-                <m:dPr>
-                  <m:begChr m:val="("/>
-                  <m:sepChr m:val=""/>
-                  <m:endChr m:val=")"/>
-                  <m:grow/>
-                </m:dPr>
-                <m:e>
-                  <m:sSup>
-                    <m:e>
-                      <m:r>
-                        <m:rPr>
-                          <m:sty m:val="p"/>
-                        </m:rPr>
-                        <m:t>cos</m:t>
-                      </m:r>
-                    </m:e>
-                    <m:sup>
-                      <m:r>
-                        <m:t>2</m:t>
-                      </m:r>
-                    </m:sup>
-                  </m:sSup>
-                  <m:d>
-                    <m:dPr>
-                      <m:begChr m:val="("/>
-                      <m:sepChr m:val=""/>
-                      <m:endChr m:val=")"/>
-                      <m:grow/>
-                    </m:dPr>
-                    <m:e>
-                      <m:r>
-                        <m:t>x</m:t>
-                      </m:r>
-                    </m:e>
-                  </m:d>
                   <m:r>
                     <m:rPr>
                       <m:sty m:val="p"/>
                     </m:rPr>
-                    <m:t>+</m:t>
-                  </m:r>
-                  <m:sSup>
-                    <m:e>
-                      <m:r>
-                        <m:rPr>
-                          <m:sty m:val="p"/>
-                        </m:rPr>
-                        <m:t>sin</m:t>
-                      </m:r>
-                    </m:e>
-                    <m:sup>
-                      <m:r>
-                        <m:t>2</m:t>
-                      </m:r>
-                    </m:sup>
-                  </m:sSup>
-                  <m:d>
-                    <m:dPr>
-                      <m:begChr m:val="("/>
-                      <m:sepChr m:val=""/>
-                      <m:endChr m:val=")"/>
-                      <m:grow/>
-                    </m:dPr>
-                    <m:e>
-                      <m:r>
-                        <m:t>x</m:t>
-                      </m:r>
-                    </m:e>
-                  </m:d>
+                    <m:t>cos</m:t>
+                  </m:r>
                 </m:e>
-              </m:d>
+                <m:sup>
+                  <m:r>
+                    <m:t>2</m:t>
+                  </m:r>
+                </m:sup>
+              </m:sSup>
+              <m:r>
+                <m:rPr>
+                  <m:sty m:val="p"/>
+                </m:rPr>
+                <m:t>(</m:t>
+              </m:r>
+              <m:r>
+                <m:t>x</m:t>
+              </m:r>
+              <m:r>
+                <m:rPr>
+                  <m:sty m:val="p"/>
+                </m:rPr>
+                <m:t>)</m:t>
+              </m:r>
               <m:r>
                 <m:rPr>
                   <m:sty m:val="p"/>
                 </m:rPr>
                 <m:t>+</m:t>
-              </m:r>
-              <m:r>
-                <m:t>2</m:t>
               </m:r>
               <m:sSup>
                 <m:e>
@@ -1775,61 +1776,27 @@
                   </m:r>
                 </m:sup>
               </m:sSup>
-              <m:d>
-                <m:dPr>
-                  <m:begChr m:val="("/>
-                  <m:sepChr m:val=""/>
-                  <m:endChr m:val=")"/>
-                  <m:grow/>
-                </m:dPr>
-                <m:e>
-                  <m:r>
-                    <m:t>x</m:t>
-                  </m:r>
-                </m:e>
-              </m:d>
-              <m:r>
-                <m:rPr>
-                  <m:sty m:val="p"/>
-                </m:rPr>
-                <m:t>−</m:t>
-              </m:r>
-              <m:r>
-                <m:t>6</m:t>
-              </m:r>
-              <m:r>
-                <m:rPr>
-                  <m:sty m:val="p"/>
-                </m:rPr>
-                <m:t>=</m:t>
-              </m:r>
-              <m:r>
-                <m:t>0</m:t>
-              </m:r>
-            </m:oMath>
-            <w:r>
-              <w:t xml:space="preserve">. Then, use the identity to say that</w:t>
-            </w:r>
-            <w:r>
-              <w:t xml:space="preserve"> </w:t>
-            </w:r>
-            <m:oMath>
-              <m:r>
-                <m:t>4</m:t>
-              </m:r>
-              <m:d>
-                <m:dPr>
-                  <m:begChr m:val="("/>
-                  <m:sepChr m:val=""/>
-                  <m:endChr m:val=")"/>
-                  <m:grow/>
-                </m:dPr>
-                <m:e>
-                  <m:r>
-                    <m:t>1</m:t>
-                  </m:r>
-                </m:e>
-              </m:d>
+              <m:r>
+                <m:rPr>
+                  <m:sty m:val="p"/>
+                </m:rPr>
+                <m:t>(</m:t>
+              </m:r>
+              <m:r>
+                <m:t>x</m:t>
+              </m:r>
+              <m:r>
+                <m:rPr>
+                  <m:sty m:val="p"/>
+                </m:rPr>
+                <m:t>)</m:t>
+              </m:r>
+              <m:r>
+                <m:rPr>
+                  <m:sty m:val="p"/>
+                </m:rPr>
+                <m:t>)</m:t>
+              </m:r>
               <m:r>
                 <m:rPr>
                   <m:sty m:val="p"/>
@@ -1854,19 +1821,21 @@
                   </m:r>
                 </m:sup>
               </m:sSup>
-              <m:d>
-                <m:dPr>
-                  <m:begChr m:val="("/>
-                  <m:sepChr m:val=""/>
-                  <m:endChr m:val=")"/>
-                  <m:grow/>
-                </m:dPr>
-                <m:e>
-                  <m:r>
-                    <m:t>x</m:t>
-                  </m:r>
-                </m:e>
-              </m:d>
+              <m:r>
+                <m:rPr>
+                  <m:sty m:val="p"/>
+                </m:rPr>
+                <m:t>(</m:t>
+              </m:r>
+              <m:r>
+                <m:t>x</m:t>
+              </m:r>
+              <m:r>
+                <m:rPr>
+                  <m:sty m:val="p"/>
+                </m:rPr>
+                <m:t>)</m:t>
+              </m:r>
               <m:r>
                 <m:rPr>
                   <m:sty m:val="p"/>
@@ -1887,20 +1856,36 @@
               </m:r>
             </m:oMath>
             <w:r>
-              <w:t xml:space="preserve">.</w:t>
-            </w:r>
-          </w:p>
-          <w:p>
-            <w:pPr>
-              <w:pStyle w:val="BodyText"/>
-            </w:pPr>
-            <w:r>
-              <w:t xml:space="preserve">You can then move the constants to the left hand side and say that</w:t>
+              <w:t xml:space="preserve">. Then, use the identity to say that</w:t>
             </w:r>
             <w:r>
               <w:t xml:space="preserve"> </w:t>
             </w:r>
             <m:oMath>
+              <m:r>
+                <m:t>4</m:t>
+              </m:r>
+              <m:r>
+                <m:rPr>
+                  <m:sty m:val="p"/>
+                </m:rPr>
+                <m:t>(</m:t>
+              </m:r>
+              <m:r>
+                <m:t>1</m:t>
+              </m:r>
+              <m:r>
+                <m:rPr>
+                  <m:sty m:val="p"/>
+                </m:rPr>
+                <m:t>)</m:t>
+              </m:r>
+              <m:r>
+                <m:rPr>
+                  <m:sty m:val="p"/>
+                </m:rPr>
+                <m:t>+</m:t>
+              </m:r>
               <m:r>
                 <m:t>2</m:t>
               </m:r>
@@ -1919,19 +1904,30 @@
                   </m:r>
                 </m:sup>
               </m:sSup>
-              <m:d>
-                <m:dPr>
-                  <m:begChr m:val="("/>
-                  <m:sepChr m:val=""/>
-                  <m:endChr m:val=")"/>
-                  <m:grow/>
-                </m:dPr>
-                <m:e>
-                  <m:r>
-                    <m:t>x</m:t>
-                  </m:r>
-                </m:e>
-              </m:d>
+              <m:r>
+                <m:rPr>
+                  <m:sty m:val="p"/>
+                </m:rPr>
+                <m:t>(</m:t>
+              </m:r>
+              <m:r>
+                <m:t>x</m:t>
+              </m:r>
+              <m:r>
+                <m:rPr>
+                  <m:sty m:val="p"/>
+                </m:rPr>
+                <m:t>)</m:t>
+              </m:r>
+              <m:r>
+                <m:rPr>
+                  <m:sty m:val="p"/>
+                </m:rPr>
+                <m:t>−</m:t>
+              </m:r>
+              <m:r>
+                <m:t>6</m:t>
+              </m:r>
               <m:r>
                 <m:rPr>
                   <m:sty m:val="p"/>
@@ -1939,16 +1935,27 @@
                 <m:t>=</m:t>
               </m:r>
               <m:r>
+                <m:t>0</m:t>
+              </m:r>
+            </m:oMath>
+            <w:r>
+              <w:t xml:space="preserve">.</w:t>
+            </w:r>
+          </w:p>
+          <w:p>
+            <w:pPr>
+              <w:pStyle w:val="BodyText"/>
+            </w:pPr>
+            <w:r>
+              <w:t xml:space="preserve">You can then move the constants to the left hand side and say that</w:t>
+            </w:r>
+            <w:r>
+              <w:t xml:space="preserve"> </w:t>
+            </w:r>
+            <m:oMath>
+              <m:r>
                 <m:t>2</m:t>
               </m:r>
-            </m:oMath>
-            <w:r>
-              <w:t xml:space="preserve">, or</w:t>
-            </w:r>
-            <w:r>
-              <w:t xml:space="preserve"> </w:t>
-            </w:r>
-            <m:oMath>
               <m:sSup>
                 <m:e>
                   <m:r>
@@ -1964,19 +1971,21 @@
                   </m:r>
                 </m:sup>
               </m:sSup>
-              <m:d>
-                <m:dPr>
-                  <m:begChr m:val="("/>
-                  <m:sepChr m:val=""/>
-                  <m:endChr m:val=")"/>
-                  <m:grow/>
-                </m:dPr>
-                <m:e>
-                  <m:r>
-                    <m:t>x</m:t>
-                  </m:r>
-                </m:e>
-              </m:d>
+              <m:r>
+                <m:rPr>
+                  <m:sty m:val="p"/>
+                </m:rPr>
+                <m:t>(</m:t>
+              </m:r>
+              <m:r>
+                <m:t>x</m:t>
+              </m:r>
+              <m:r>
+                <m:rPr>
+                  <m:sty m:val="p"/>
+                </m:rPr>
+                <m:t>)</m:t>
+              </m:r>
               <m:r>
                 <m:rPr>
                   <m:sty m:val="p"/>
@@ -1984,11 +1993,11 @@
                 <m:t>=</m:t>
               </m:r>
               <m:r>
-                <m:t>1</m:t>
+                <m:t>2</m:t>
               </m:r>
             </m:oMath>
             <w:r>
-              <w:t xml:space="preserve">. Remember that</w:t>
+              <w:t xml:space="preserve">, or</w:t>
             </w:r>
             <w:r>
               <w:t xml:space="preserve"> </w:t>
@@ -2009,25 +2018,38 @@
                   </m:r>
                 </m:sup>
               </m:sSup>
-              <m:d>
-                <m:dPr>
-                  <m:begChr m:val="("/>
-                  <m:sepChr m:val=""/>
-                  <m:endChr m:val=")"/>
-                  <m:grow/>
-                </m:dPr>
-                <m:e>
-                  <m:r>
-                    <m:t>x</m:t>
-                  </m:r>
-                </m:e>
-              </m:d>
+              <m:r>
+                <m:rPr>
+                  <m:sty m:val="p"/>
+                </m:rPr>
+                <m:t>(</m:t>
+              </m:r>
+              <m:r>
+                <m:t>x</m:t>
+              </m:r>
+              <m:r>
+                <m:rPr>
+                  <m:sty m:val="p"/>
+                </m:rPr>
+                <m:t>)</m:t>
+              </m:r>
               <m:r>
                 <m:rPr>
                   <m:sty m:val="p"/>
                 </m:rPr>
                 <m:t>=</m:t>
               </m:r>
+              <m:r>
+                <m:t>1</m:t>
+              </m:r>
+            </m:oMath>
+            <w:r>
+              <w:t xml:space="preserve">. Remember that</w:t>
+            </w:r>
+            <w:r>
+              <w:t xml:space="preserve"> </w:t>
+            </w:r>
+            <m:oMath>
               <m:sSup>
                 <m:e>
                   <m:r>
@@ -2036,19 +2058,57 @@
                     </m:rPr>
                     <m:t>sin</m:t>
                   </m:r>
-                  <m:d>
-                    <m:dPr>
-                      <m:begChr m:val="("/>
-                      <m:sepChr m:val=""/>
-                      <m:endChr m:val=")"/>
-                      <m:grow/>
-                    </m:dPr>
-                    <m:e>
-                      <m:r>
-                        <m:t>x</m:t>
-                      </m:r>
-                    </m:e>
-                  </m:d>
+                </m:e>
+                <m:sup>
+                  <m:r>
+                    <m:t>2</m:t>
+                  </m:r>
+                </m:sup>
+              </m:sSup>
+              <m:r>
+                <m:rPr>
+                  <m:sty m:val="p"/>
+                </m:rPr>
+                <m:t>(</m:t>
+              </m:r>
+              <m:r>
+                <m:t>x</m:t>
+              </m:r>
+              <m:r>
+                <m:rPr>
+                  <m:sty m:val="p"/>
+                </m:rPr>
+                <m:t>)</m:t>
+              </m:r>
+              <m:r>
+                <m:rPr>
+                  <m:sty m:val="p"/>
+                </m:rPr>
+                <m:t>=</m:t>
+              </m:r>
+              <m:sSup>
+                <m:e>
+                  <m:r>
+                    <m:rPr>
+                      <m:sty m:val="p"/>
+                    </m:rPr>
+                    <m:t>sin</m:t>
+                  </m:r>
+                  <m:r>
+                    <m:rPr>
+                      <m:sty m:val="p"/>
+                    </m:rPr>
+                    <m:t>(</m:t>
+                  </m:r>
+                  <m:r>
+                    <m:t>x</m:t>
+                  </m:r>
+                  <m:r>
+                    <m:rPr>
+                      <m:sty m:val="p"/>
+                    </m:rPr>
+                    <m:t>)</m:t>
+                  </m:r>
                 </m:e>
                 <m:sup>
                   <m:r>
@@ -2090,19 +2150,21 @@
                   </m:r>
                 </m:sup>
               </m:sSup>
-              <m:d>
-                <m:dPr>
-                  <m:begChr m:val="("/>
-                  <m:sepChr m:val=""/>
-                  <m:endChr m:val=")"/>
-                  <m:grow/>
-                </m:dPr>
-                <m:e>
-                  <m:r>
-                    <m:t>x</m:t>
-                  </m:r>
-                </m:e>
-              </m:d>
+              <m:r>
+                <m:rPr>
+                  <m:sty m:val="p"/>
+                </m:rPr>
+                <m:t>(</m:t>
+              </m:r>
+              <m:r>
+                <m:t>x</m:t>
+              </m:r>
+              <m:r>
+                <m:rPr>
+                  <m:sty m:val="p"/>
+                </m:rPr>
+                <m:t>)</m:t>
+              </m:r>
             </m:oMath>
             <w:r>
               <w:t xml:space="preserve">, as that is describing the inverse of a function, not raising to the power of -1.</w:t>
@@ -2128,19 +2190,21 @@
                 </m:rPr>
                 <m:t>sin</m:t>
               </m:r>
-              <m:d>
-                <m:dPr>
-                  <m:begChr m:val="("/>
-                  <m:sepChr m:val=""/>
-                  <m:endChr m:val=")"/>
-                  <m:grow/>
-                </m:dPr>
-                <m:e>
-                  <m:r>
-                    <m:t>x</m:t>
-                  </m:r>
-                </m:e>
-              </m:d>
+              <m:r>
+                <m:rPr>
+                  <m:sty m:val="p"/>
+                </m:rPr>
+                <m:t>(</m:t>
+              </m:r>
+              <m:r>
+                <m:t>x</m:t>
+              </m:r>
+              <m:r>
+                <m:rPr>
+                  <m:sty m:val="p"/>
+                </m:rPr>
+                <m:t>)</m:t>
+              </m:r>
               <m:r>
                 <m:rPr>
                   <m:sty m:val="p"/>
@@ -2196,19 +2260,21 @@
                   </m:r>
                 </m:sup>
               </m:sSup>
-              <m:d>
-                <m:dPr>
-                  <m:begChr m:val="("/>
-                  <m:sepChr m:val=""/>
-                  <m:endChr m:val=")"/>
-                  <m:grow/>
-                </m:dPr>
-                <m:e>
-                  <m:r>
-                    <m:t>1</m:t>
-                  </m:r>
-                </m:e>
-              </m:d>
+              <m:r>
+                <m:rPr>
+                  <m:sty m:val="p"/>
+                </m:rPr>
+                <m:t>(</m:t>
+              </m:r>
+              <m:r>
+                <m:t>1</m:t>
+              </m:r>
+              <m:r>
+                <m:rPr>
+                  <m:sty m:val="p"/>
+                </m:rPr>
+                <m:t>)</m:t>
+              </m:r>
               <m:r>
                 <m:rPr>
                   <m:sty m:val="p"/>
@@ -2286,18 +2352,18 @@
                 <wp:inline>
                   <wp:extent cx="152400" cy="152400"/>
                   <wp:effectExtent b="0" l="0" r="0" t="0"/>
-                  <wp:docPr descr="" title="" id="27" name="Picture"/>
+                  <wp:docPr descr="" title="" id="16" name="Picture"/>
                   <a:graphic>
                     <a:graphicData uri="http://schemas.openxmlformats.org/drawingml/2006/picture">
                       <pic:pic>
                         <pic:nvPicPr>
-                          <pic:cNvPr descr="/Applications/quarto/share/formats/docx/note.png" id="28" name="Picture"/>
+                          <pic:cNvPr descr="/Applications/quarto/share/formats/docx/note.png" id="17" name="Picture"/>
                           <pic:cNvPicPr>
                             <a:picLocks noChangeArrowheads="1" noChangeAspect="1"/>
                           </pic:cNvPicPr>
                         </pic:nvPicPr>
                         <pic:blipFill>
-                          <a:blip r:embed="rId20"/>
+                          <a:blip r:embed="rId9"/>
                           <a:stretch>
                             <a:fillRect/>
                           </a:stretch>
@@ -2373,19 +2439,21 @@
                   </m:r>
                 </m:sup>
               </m:sSup>
-              <m:d>
-                <m:dPr>
-                  <m:begChr m:val="("/>
-                  <m:sepChr m:val=""/>
-                  <m:endChr m:val=")"/>
-                  <m:grow/>
-                </m:dPr>
-                <m:e>
-                  <m:r>
-                    <m:t>x</m:t>
-                  </m:r>
-                </m:e>
-              </m:d>
+              <m:r>
+                <m:rPr>
+                  <m:sty m:val="p"/>
+                </m:rPr>
+                <m:t>(</m:t>
+              </m:r>
+              <m:r>
+                <m:t>x</m:t>
+              </m:r>
+              <m:r>
+                <m:rPr>
+                  <m:sty m:val="p"/>
+                </m:rPr>
+                <m:t>)</m:t>
+              </m:r>
               <m:r>
                 <m:rPr>
                   <m:sty m:val="p"/>
@@ -2419,19 +2487,21 @@
                   </m:r>
                 </m:sup>
               </m:sSup>
-              <m:d>
-                <m:dPr>
-                  <m:begChr m:val="("/>
-                  <m:sepChr m:val=""/>
-                  <m:endChr m:val=")"/>
-                  <m:grow/>
-                </m:dPr>
-                <m:e>
-                  <m:r>
-                    <m:t>x</m:t>
-                  </m:r>
-                </m:e>
-              </m:d>
+              <m:r>
+                <m:rPr>
+                  <m:sty m:val="p"/>
+                </m:rPr>
+                <m:t>(</m:t>
+              </m:r>
+              <m:r>
+                <m:t>x</m:t>
+              </m:r>
+              <m:r>
+                <m:rPr>
+                  <m:sty m:val="p"/>
+                </m:rPr>
+                <m:t>)</m:t>
+              </m:r>
               <m:r>
                 <m:rPr>
                   <m:sty m:val="p"/>
@@ -2475,19 +2545,21 @@
                   </m:r>
                 </m:sup>
               </m:sSup>
-              <m:d>
-                <m:dPr>
-                  <m:begChr m:val="("/>
-                  <m:sepChr m:val=""/>
-                  <m:endChr m:val=")"/>
-                  <m:grow/>
-                </m:dPr>
-                <m:e>
-                  <m:r>
-                    <m:t>x</m:t>
-                  </m:r>
-                </m:e>
-              </m:d>
+              <m:r>
+                <m:rPr>
+                  <m:sty m:val="p"/>
+                </m:rPr>
+                <m:t>(</m:t>
+              </m:r>
+              <m:r>
+                <m:t>x</m:t>
+              </m:r>
+              <m:r>
+                <m:rPr>
+                  <m:sty m:val="p"/>
+                </m:rPr>
+                <m:t>)</m:t>
+              </m:r>
               <m:r>
                 <m:rPr>
                   <m:sty m:val="p"/>
@@ -2509,19 +2581,21 @@
                   </m:r>
                 </m:sup>
               </m:sSup>
-              <m:d>
-                <m:dPr>
-                  <m:begChr m:val="("/>
-                  <m:sepChr m:val=""/>
-                  <m:endChr m:val=")"/>
-                  <m:grow/>
-                </m:dPr>
-                <m:e>
-                  <m:r>
-                    <m:t>x</m:t>
-                  </m:r>
-                </m:e>
-              </m:d>
+              <m:r>
+                <m:rPr>
+                  <m:sty m:val="p"/>
+                </m:rPr>
+                <m:t>(</m:t>
+              </m:r>
+              <m:r>
+                <m:t>x</m:t>
+              </m:r>
+              <m:r>
+                <m:rPr>
+                  <m:sty m:val="p"/>
+                </m:rPr>
+                <m:t>)</m:t>
+              </m:r>
               <m:r>
                 <m:rPr>
                   <m:sty m:val="p"/>
@@ -2554,77 +2628,83 @@
                   </m:r>
                 </m:sup>
               </m:sSup>
-              <m:d>
-                <m:dPr>
-                  <m:begChr m:val="("/>
-                  <m:sepChr m:val=""/>
-                  <m:endChr m:val=")"/>
-                  <m:grow/>
-                </m:dPr>
+              <m:r>
+                <m:rPr>
+                  <m:sty m:val="p"/>
+                </m:rPr>
+                <m:t>(</m:t>
+              </m:r>
+              <m:r>
+                <m:t>x</m:t>
+              </m:r>
+              <m:r>
+                <m:rPr>
+                  <m:sty m:val="p"/>
+                </m:rPr>
+                <m:t>)</m:t>
+              </m:r>
+            </m:oMath>
+            <w:r>
+              <w:t xml:space="preserve">, giving the equation</w:t>
+            </w:r>
+            <w:r>
+              <w:t xml:space="preserve"> </w:t>
+            </w:r>
+            <m:oMath>
+              <m:r>
+                <m:t>4</m:t>
+              </m:r>
+              <m:r>
+                <m:rPr>
+                  <m:sty m:val="p"/>
+                </m:rPr>
+                <m:t>(</m:t>
+              </m:r>
+              <m:sSup>
                 <m:e>
-                  <m:r>
-                    <m:t>x</m:t>
-                  </m:r>
-                </m:e>
-              </m:d>
-            </m:oMath>
-            <w:r>
-              <w:t xml:space="preserve">, giving the equation</w:t>
-            </w:r>
-            <w:r>
-              <w:t xml:space="preserve"> </w:t>
-            </w:r>
-            <m:oMath>
-              <m:r>
-                <m:t>4</m:t>
-              </m:r>
-              <m:d>
-                <m:dPr>
-                  <m:begChr m:val="("/>
-                  <m:sepChr m:val=""/>
-                  <m:endChr m:val=")"/>
-                  <m:grow/>
-                </m:dPr>
-                <m:e>
-                  <m:sSup>
-                    <m:e>
-                      <m:r>
-                        <m:rPr>
-                          <m:sty m:val="p"/>
-                        </m:rPr>
-                        <m:t>tan</m:t>
-                      </m:r>
-                    </m:e>
-                    <m:sup>
-                      <m:r>
-                        <m:t>2</m:t>
-                      </m:r>
-                    </m:sup>
-                  </m:sSup>
-                  <m:d>
-                    <m:dPr>
-                      <m:begChr m:val="("/>
-                      <m:sepChr m:val=""/>
-                      <m:endChr m:val=")"/>
-                      <m:grow/>
-                    </m:dPr>
-                    <m:e>
-                      <m:r>
-                        <m:t>x</m:t>
-                      </m:r>
-                    </m:e>
-                  </m:d>
                   <m:r>
                     <m:rPr>
                       <m:sty m:val="p"/>
                     </m:rPr>
-                    <m:t>+</m:t>
-                  </m:r>
-                  <m:r>
-                    <m:t>1</m:t>
+                    <m:t>tan</m:t>
                   </m:r>
                 </m:e>
-              </m:d>
+                <m:sup>
+                  <m:r>
+                    <m:t>2</m:t>
+                  </m:r>
+                </m:sup>
+              </m:sSup>
+              <m:r>
+                <m:rPr>
+                  <m:sty m:val="p"/>
+                </m:rPr>
+                <m:t>(</m:t>
+              </m:r>
+              <m:r>
+                <m:t>x</m:t>
+              </m:r>
+              <m:r>
+                <m:rPr>
+                  <m:sty m:val="p"/>
+                </m:rPr>
+                <m:t>)</m:t>
+              </m:r>
+              <m:r>
+                <m:rPr>
+                  <m:sty m:val="p"/>
+                </m:rPr>
+                <m:t>+</m:t>
+              </m:r>
+              <m:r>
+                <m:t>1</m:t>
+              </m:r>
+              <m:r>
+                <m:rPr>
+                  <m:sty m:val="p"/>
+                </m:rPr>
+                <m:t>)</m:t>
+              </m:r>
               <m:r>
                 <m:rPr>
                   <m:sty m:val="p"/>
@@ -2693,18 +2773,18 @@
                 <wp:inline>
                   <wp:extent cx="152400" cy="152400"/>
                   <wp:effectExtent b="0" l="0" r="0" t="0"/>
-                  <wp:docPr descr="" title="" id="29" name="Picture"/>
+                  <wp:docPr descr="" title="" id="18" name="Picture"/>
                   <a:graphic>
                     <a:graphicData uri="http://schemas.openxmlformats.org/drawingml/2006/picture">
                       <pic:pic>
                         <pic:nvPicPr>
-                          <pic:cNvPr descr="/Applications/quarto/share/formats/docx/note.png" id="30" name="Picture"/>
+                          <pic:cNvPr descr="/Applications/quarto/share/formats/docx/note.png" id="19" name="Picture"/>
                           <pic:cNvPicPr>
                             <a:picLocks noChangeArrowheads="1" noChangeAspect="1"/>
                           </pic:cNvPicPr>
                         </pic:nvPicPr>
                         <pic:blipFill>
-                          <a:blip r:embed="rId20"/>
+                          <a:blip r:embed="rId9"/>
                           <a:stretch>
                             <a:fillRect/>
                           </a:stretch>
@@ -2777,19 +2857,21 @@
                   </m:r>
                 </m:sup>
               </m:sSup>
-              <m:d>
-                <m:dPr>
-                  <m:begChr m:val="("/>
-                  <m:sepChr m:val=""/>
-                  <m:endChr m:val=")"/>
-                  <m:grow/>
-                </m:dPr>
-                <m:e>
-                  <m:r>
-                    <m:t>x</m:t>
-                  </m:r>
-                </m:e>
-              </m:d>
+              <m:r>
+                <m:rPr>
+                  <m:sty m:val="p"/>
+                </m:rPr>
+                <m:t>(</m:t>
+              </m:r>
+              <m:r>
+                <m:t>x</m:t>
+              </m:r>
+              <m:r>
+                <m:rPr>
+                  <m:sty m:val="p"/>
+                </m:rPr>
+                <m:t>)</m:t>
+              </m:r>
               <m:r>
                 <m:rPr>
                   <m:sty m:val="p"/>
@@ -2820,19 +2902,21 @@
                   </m:r>
                 </m:sup>
               </m:sSup>
-              <m:d>
-                <m:dPr>
-                  <m:begChr m:val="("/>
-                  <m:sepChr m:val=""/>
-                  <m:endChr m:val=")"/>
-                  <m:grow/>
-                </m:dPr>
-                <m:e>
-                  <m:r>
-                    <m:t>x</m:t>
-                  </m:r>
-                </m:e>
-              </m:d>
+              <m:r>
+                <m:rPr>
+                  <m:sty m:val="p"/>
+                </m:rPr>
+                <m:t>(</m:t>
+              </m:r>
+              <m:r>
+                <m:t>x</m:t>
+              </m:r>
+              <m:r>
+                <m:rPr>
+                  <m:sty m:val="p"/>
+                </m:rPr>
+                <m:t>)</m:t>
+              </m:r>
             </m:oMath>
             <w:r>
               <w:t xml:space="preserve"> </w:t>
@@ -2859,19 +2943,21 @@
                   </m:r>
                 </m:sup>
               </m:sSup>
-              <m:d>
-                <m:dPr>
-                  <m:begChr m:val="("/>
-                  <m:sepChr m:val=""/>
-                  <m:endChr m:val=")"/>
-                  <m:grow/>
-                </m:dPr>
-                <m:e>
-                  <m:r>
-                    <m:t>x</m:t>
-                  </m:r>
-                </m:e>
-              </m:d>
+              <m:r>
+                <m:rPr>
+                  <m:sty m:val="p"/>
+                </m:rPr>
+                <m:t>(</m:t>
+              </m:r>
+              <m:r>
+                <m:t>x</m:t>
+              </m:r>
+              <m:r>
+                <m:rPr>
+                  <m:sty m:val="p"/>
+                </m:rPr>
+                <m:t>)</m:t>
+              </m:r>
               <m:r>
                 <m:rPr>
                   <m:sty m:val="p"/>
@@ -2893,19 +2979,21 @@
                   </m:r>
                 </m:sup>
               </m:sSup>
-              <m:d>
-                <m:dPr>
-                  <m:begChr m:val="("/>
-                  <m:sepChr m:val=""/>
-                  <m:endChr m:val=")"/>
-                  <m:grow/>
-                </m:dPr>
-                <m:e>
-                  <m:r>
-                    <m:t>x</m:t>
-                  </m:r>
-                </m:e>
-              </m:d>
+              <m:r>
+                <m:rPr>
+                  <m:sty m:val="p"/>
+                </m:rPr>
+                <m:t>(</m:t>
+              </m:r>
+              <m:r>
+                <m:t>x</m:t>
+              </m:r>
+              <m:r>
+                <m:rPr>
+                  <m:sty m:val="p"/>
+                </m:rPr>
+                <m:t>)</m:t>
+              </m:r>
               <m:r>
                 <m:rPr>
                   <m:sty m:val="p"/>
@@ -2946,19 +3034,21 @@
                   </m:r>
                 </m:sup>
               </m:sSup>
-              <m:d>
-                <m:dPr>
-                  <m:begChr m:val="("/>
-                  <m:sepChr m:val=""/>
-                  <m:endChr m:val=")"/>
-                  <m:grow/>
-                </m:dPr>
-                <m:e>
-                  <m:r>
-                    <m:t>x</m:t>
-                  </m:r>
-                </m:e>
-              </m:d>
+              <m:r>
+                <m:rPr>
+                  <m:sty m:val="p"/>
+                </m:rPr>
+                <m:t>(</m:t>
+              </m:r>
+              <m:r>
+                <m:t>x</m:t>
+              </m:r>
+              <m:r>
+                <m:rPr>
+                  <m:sty m:val="p"/>
+                </m:rPr>
+                <m:t>)</m:t>
+              </m:r>
             </m:oMath>
             <w:r>
               <w:t xml:space="preserve"> </w:t>
@@ -2985,19 +3075,21 @@
                   </m:r>
                 </m:sup>
               </m:sSup>
-              <m:d>
-                <m:dPr>
-                  <m:begChr m:val="("/>
-                  <m:sepChr m:val=""/>
-                  <m:endChr m:val=")"/>
-                  <m:grow/>
-                </m:dPr>
-                <m:e>
-                  <m:r>
-                    <m:t>x</m:t>
-                  </m:r>
-                </m:e>
-              </m:d>
+              <m:r>
+                <m:rPr>
+                  <m:sty m:val="p"/>
+                </m:rPr>
+                <m:t>(</m:t>
+              </m:r>
+              <m:r>
+                <m:t>x</m:t>
+              </m:r>
+              <m:r>
+                <m:rPr>
+                  <m:sty m:val="p"/>
+                </m:rPr>
+                <m:t>)</m:t>
+              </m:r>
             </m:oMath>
             <w:r>
               <w:t xml:space="preserve"> </w:t>
@@ -3015,19 +3107,21 @@
                 </m:rPr>
                 <m:t>cos</m:t>
               </m:r>
-              <m:d>
-                <m:dPr>
-                  <m:begChr m:val="("/>
-                  <m:sepChr m:val=""/>
-                  <m:endChr m:val=")"/>
-                  <m:grow/>
-                </m:dPr>
-                <m:e>
-                  <m:r>
-                    <m:t>x</m:t>
-                  </m:r>
-                </m:e>
-              </m:d>
+              <m:r>
+                <m:rPr>
+                  <m:sty m:val="p"/>
+                </m:rPr>
+                <m:t>(</m:t>
+              </m:r>
+              <m:r>
+                <m:t>x</m:t>
+              </m:r>
+              <m:r>
+                <m:rPr>
+                  <m:sty m:val="p"/>
+                </m:rPr>
+                <m:t>)</m:t>
+              </m:r>
             </m:oMath>
             <w:r>
               <w:t xml:space="preserve"> </w:t>
@@ -3045,19 +3139,21 @@
                 </m:rPr>
                 <m:t>sin</m:t>
               </m:r>
-              <m:d>
-                <m:dPr>
-                  <m:begChr m:val="("/>
-                  <m:sepChr m:val=""/>
-                  <m:endChr m:val=")"/>
-                  <m:grow/>
-                </m:dPr>
-                <m:e>
-                  <m:r>
-                    <m:t>x</m:t>
-                  </m:r>
-                </m:e>
-              </m:d>
+              <m:r>
+                <m:rPr>
+                  <m:sty m:val="p"/>
+                </m:rPr>
+                <m:t>(</m:t>
+              </m:r>
+              <m:r>
+                <m:t>x</m:t>
+              </m:r>
+              <m:r>
+                <m:rPr>
+                  <m:sty m:val="p"/>
+                </m:rPr>
+                <m:t>)</m:t>
+              </m:r>
             </m:oMath>
             <w:r>
               <w:t xml:space="preserve">. This gives the equation</w:t>
@@ -3091,19 +3187,21 @@
                       </m:r>
                     </m:sup>
                   </m:sSup>
-                  <m:d>
-                    <m:dPr>
-                      <m:begChr m:val="("/>
-                      <m:sepChr m:val=""/>
-                      <m:endChr m:val=")"/>
-                      <m:grow/>
-                    </m:dPr>
-                    <m:e>
-                      <m:r>
-                        <m:t>x</m:t>
-                      </m:r>
-                    </m:e>
-                  </m:d>
+                  <m:r>
+                    <m:rPr>
+                      <m:sty m:val="p"/>
+                    </m:rPr>
+                    <m:t>(</m:t>
+                  </m:r>
+                  <m:r>
+                    <m:t>x</m:t>
+                  </m:r>
+                  <m:r>
+                    <m:rPr>
+                      <m:sty m:val="p"/>
+                    </m:rPr>
+                    <m:t>)</m:t>
+                  </m:r>
                 </m:den>
               </m:f>
               <m:r>
@@ -3141,19 +3239,21 @@
                       </m:r>
                     </m:sup>
                   </m:sSup>
-                  <m:d>
-                    <m:dPr>
-                      <m:begChr m:val="("/>
-                      <m:sepChr m:val=""/>
-                      <m:endChr m:val=")"/>
-                      <m:grow/>
-                    </m:dPr>
-                    <m:e>
-                      <m:r>
-                        <m:t>x</m:t>
-                      </m:r>
-                    </m:e>
-                  </m:d>
+                  <m:r>
+                    <m:rPr>
+                      <m:sty m:val="p"/>
+                    </m:rPr>
+                    <m:t>(</m:t>
+                  </m:r>
+                  <m:r>
+                    <m:t>x</m:t>
+                  </m:r>
+                  <m:r>
+                    <m:rPr>
+                      <m:sty m:val="p"/>
+                    </m:rPr>
+                    <m:t>)</m:t>
+                  </m:r>
                 </m:num>
                 <m:den>
                   <m:sSup>
@@ -3171,19 +3271,21 @@
                       </m:r>
                     </m:sup>
                   </m:sSup>
-                  <m:d>
-                    <m:dPr>
-                      <m:begChr m:val="("/>
-                      <m:sepChr m:val=""/>
-                      <m:endChr m:val=")"/>
-                      <m:grow/>
-                    </m:dPr>
-                    <m:e>
-                      <m:r>
-                        <m:t>x</m:t>
-                      </m:r>
-                    </m:e>
-                  </m:d>
+                  <m:r>
+                    <m:rPr>
+                      <m:sty m:val="p"/>
+                    </m:rPr>
+                    <m:t>(</m:t>
+                  </m:r>
+                  <m:r>
+                    <m:t>x</m:t>
+                  </m:r>
+                  <m:r>
+                    <m:rPr>
+                      <m:sty m:val="p"/>
+                    </m:rPr>
+                    <m:t>)</m:t>
+                  </m:r>
                 </m:den>
               </m:f>
             </m:oMath>
@@ -3222,19 +3324,21 @@
                       </m:r>
                     </m:sup>
                   </m:sSup>
-                  <m:d>
-                    <m:dPr>
-                      <m:begChr m:val="("/>
-                      <m:sepChr m:val=""/>
-                      <m:endChr m:val=")"/>
-                      <m:grow/>
-                    </m:dPr>
-                    <m:e>
-                      <m:r>
-                        <m:t>x</m:t>
-                      </m:r>
-                    </m:e>
-                  </m:d>
+                  <m:r>
+                    <m:rPr>
+                      <m:sty m:val="p"/>
+                    </m:rPr>
+                    <m:t>(</m:t>
+                  </m:r>
+                  <m:r>
+                    <m:t>x</m:t>
+                  </m:r>
+                  <m:r>
+                    <m:rPr>
+                      <m:sty m:val="p"/>
+                    </m:rPr>
+                    <m:t>)</m:t>
+                  </m:r>
                 </m:num>
                 <m:den>
                   <m:sSup>
@@ -3252,19 +3356,21 @@
                       </m:r>
                     </m:sup>
                   </m:sSup>
-                  <m:d>
-                    <m:dPr>
-                      <m:begChr m:val="("/>
-                      <m:sepChr m:val=""/>
-                      <m:endChr m:val=")"/>
-                      <m:grow/>
-                    </m:dPr>
-                    <m:e>
-                      <m:r>
-                        <m:t>x</m:t>
-                      </m:r>
-                    </m:e>
-                  </m:d>
+                  <m:r>
+                    <m:rPr>
+                      <m:sty m:val="p"/>
+                    </m:rPr>
+                    <m:t>(</m:t>
+                  </m:r>
+                  <m:r>
+                    <m:t>x</m:t>
+                  </m:r>
+                  <m:r>
+                    <m:rPr>
+                      <m:sty m:val="p"/>
+                    </m:rPr>
+                    <m:t>)</m:t>
+                  </m:r>
                 </m:den>
               </m:f>
             </m:oMath>
@@ -3300,19 +3406,21 @@
                       </m:r>
                     </m:sup>
                   </m:sSup>
-                  <m:d>
-                    <m:dPr>
-                      <m:begChr m:val="("/>
-                      <m:sepChr m:val=""/>
-                      <m:endChr m:val=")"/>
-                      <m:grow/>
-                    </m:dPr>
-                    <m:e>
-                      <m:r>
-                        <m:t>x</m:t>
-                      </m:r>
-                    </m:e>
-                  </m:d>
+                  <m:r>
+                    <m:rPr>
+                      <m:sty m:val="p"/>
+                    </m:rPr>
+                    <m:t>(</m:t>
+                  </m:r>
+                  <m:r>
+                    <m:t>x</m:t>
+                  </m:r>
+                  <m:r>
+                    <m:rPr>
+                      <m:sty m:val="p"/>
+                    </m:rPr>
+                    <m:t>)</m:t>
+                  </m:r>
                 </m:den>
               </m:f>
               <m:r>
@@ -3341,19 +3449,21 @@
                       </m:r>
                     </m:sup>
                   </m:sSup>
-                  <m:d>
-                    <m:dPr>
-                      <m:begChr m:val="("/>
-                      <m:sepChr m:val=""/>
-                      <m:endChr m:val=")"/>
-                      <m:grow/>
-                    </m:dPr>
-                    <m:e>
-                      <m:r>
-                        <m:t>x</m:t>
-                      </m:r>
-                    </m:e>
-                  </m:d>
+                  <m:r>
+                    <m:rPr>
+                      <m:sty m:val="p"/>
+                    </m:rPr>
+                    <m:t>(</m:t>
+                  </m:r>
+                  <m:r>
+                    <m:t>x</m:t>
+                  </m:r>
+                  <m:r>
+                    <m:rPr>
+                      <m:sty m:val="p"/>
+                    </m:rPr>
+                    <m:t>)</m:t>
+                  </m:r>
                   <m:r>
                     <m:rPr>
                       <m:sty m:val="p"/>
@@ -3375,19 +3485,21 @@
                       </m:r>
                     </m:sup>
                   </m:sSup>
-                  <m:d>
-                    <m:dPr>
-                      <m:begChr m:val="("/>
-                      <m:sepChr m:val=""/>
-                      <m:endChr m:val=")"/>
-                      <m:grow/>
-                    </m:dPr>
-                    <m:e>
-                      <m:r>
-                        <m:t>x</m:t>
-                      </m:r>
-                    </m:e>
-                  </m:d>
+                  <m:r>
+                    <m:rPr>
+                      <m:sty m:val="p"/>
+                    </m:rPr>
+                    <m:t>(</m:t>
+                  </m:r>
+                  <m:r>
+                    <m:t>x</m:t>
+                  </m:r>
+                  <m:r>
+                    <m:rPr>
+                      <m:sty m:val="p"/>
+                    </m:rPr>
+                    <m:t>)</m:t>
+                  </m:r>
                 </m:num>
                 <m:den>
                   <m:sSup>
@@ -3405,19 +3517,21 @@
                       </m:r>
                     </m:sup>
                   </m:sSup>
-                  <m:d>
-                    <m:dPr>
-                      <m:begChr m:val="("/>
-                      <m:sepChr m:val=""/>
-                      <m:endChr m:val=")"/>
-                      <m:grow/>
-                    </m:dPr>
-                    <m:e>
-                      <m:r>
-                        <m:t>x</m:t>
-                      </m:r>
-                    </m:e>
-                  </m:d>
+                  <m:r>
+                    <m:rPr>
+                      <m:sty m:val="p"/>
+                    </m:rPr>
+                    <m:t>(</m:t>
+                  </m:r>
+                  <m:r>
+                    <m:t>x</m:t>
+                  </m:r>
+                  <m:r>
+                    <m:rPr>
+                      <m:sty m:val="p"/>
+                    </m:rPr>
+                    <m:t>)</m:t>
+                  </m:r>
                 </m:den>
               </m:f>
             </m:oMath>
@@ -3454,19 +3568,21 @@
                   </m:r>
                 </m:sup>
               </m:sSup>
-              <m:d>
-                <m:dPr>
-                  <m:begChr m:val="("/>
-                  <m:sepChr m:val=""/>
-                  <m:endChr m:val=")"/>
-                  <m:grow/>
-                </m:dPr>
-                <m:e>
-                  <m:r>
-                    <m:t>x</m:t>
-                  </m:r>
-                </m:e>
-              </m:d>
+              <m:r>
+                <m:rPr>
+                  <m:sty m:val="p"/>
+                </m:rPr>
+                <m:t>(</m:t>
+              </m:r>
+              <m:r>
+                <m:t>x</m:t>
+              </m:r>
+              <m:r>
+                <m:rPr>
+                  <m:sty m:val="p"/>
+                </m:rPr>
+                <m:t>)</m:t>
+              </m:r>
             </m:oMath>
             <w:r>
               <w:t xml:space="preserve"> </w:t>
@@ -3502,19 +3618,21 @@
                   </m:r>
                 </m:sup>
               </m:sSup>
-              <m:d>
-                <m:dPr>
-                  <m:begChr m:val="("/>
-                  <m:sepChr m:val=""/>
-                  <m:endChr m:val=")"/>
-                  <m:grow/>
-                </m:dPr>
-                <m:e>
-                  <m:r>
-                    <m:t>x</m:t>
-                  </m:r>
-                </m:e>
-              </m:d>
+              <m:r>
+                <m:rPr>
+                  <m:sty m:val="p"/>
+                </m:rPr>
+                <m:t>(</m:t>
+              </m:r>
+              <m:r>
+                <m:t>x</m:t>
+              </m:r>
+              <m:r>
+                <m:rPr>
+                  <m:sty m:val="p"/>
+                </m:rPr>
+                <m:t>)</m:t>
+              </m:r>
               <m:r>
                 <m:rPr>
                   <m:sty m:val="p"/>
@@ -3536,19 +3654,21 @@
                   </m:r>
                 </m:sup>
               </m:sSup>
-              <m:d>
-                <m:dPr>
-                  <m:begChr m:val="("/>
-                  <m:sepChr m:val=""/>
-                  <m:endChr m:val=")"/>
-                  <m:grow/>
-                </m:dPr>
-                <m:e>
-                  <m:r>
-                    <m:t>x</m:t>
-                  </m:r>
-                </m:e>
-              </m:d>
+              <m:r>
+                <m:rPr>
+                  <m:sty m:val="p"/>
+                </m:rPr>
+                <m:t>(</m:t>
+              </m:r>
+              <m:r>
+                <m:t>x</m:t>
+              </m:r>
+              <m:r>
+                <m:rPr>
+                  <m:sty m:val="p"/>
+                </m:rPr>
+                <m:t>)</m:t>
+              </m:r>
             </m:oMath>
           </w:p>
         </w:tc>
@@ -3602,18 +3722,18 @@
                 <wp:inline>
                   <wp:extent cx="152400" cy="152400"/>
                   <wp:effectExtent b="0" l="0" r="0" t="0"/>
-                  <wp:docPr descr="" title="" id="31" name="Picture"/>
+                  <wp:docPr descr="" title="" id="20" name="Picture"/>
                   <a:graphic>
                     <a:graphicData uri="http://schemas.openxmlformats.org/drawingml/2006/picture">
                       <pic:pic>
                         <pic:nvPicPr>
-                          <pic:cNvPr descr="/Applications/quarto/share/formats/docx/note.png" id="32" name="Picture"/>
+                          <pic:cNvPr descr="/Applications/quarto/share/formats/docx/note.png" id="21" name="Picture"/>
                           <pic:cNvPicPr>
                             <a:picLocks noChangeArrowheads="1" noChangeAspect="1"/>
                           </pic:cNvPicPr>
                         </pic:nvPicPr>
                         <pic:blipFill>
-                          <a:blip r:embed="rId20"/>
+                          <a:blip r:embed="rId9"/>
                           <a:stretch>
                             <a:fillRect/>
                           </a:stretch>
@@ -3684,28 +3804,30 @@
                   </m:rPr>
                   <m:t>sin</m:t>
                 </m:r>
-                <m:d>
-                  <m:dPr>
-                    <m:begChr m:val="("/>
-                    <m:sepChr m:val=""/>
-                    <m:endChr m:val=")"/>
-                    <m:grow/>
-                  </m:dPr>
-                  <m:e>
-                    <m:r>
-                      <m:t>x</m:t>
-                    </m:r>
-                    <m:r>
-                      <m:rPr>
-                        <m:sty m:val="p"/>
-                      </m:rPr>
-                      <m:t>±</m:t>
-                    </m:r>
-                    <m:r>
-                      <m:t>θ</m:t>
-                    </m:r>
-                  </m:e>
-                </m:d>
+                <m:r>
+                  <m:rPr>
+                    <m:sty m:val="p"/>
+                  </m:rPr>
+                  <m:t>(</m:t>
+                </m:r>
+                <m:r>
+                  <m:t>x</m:t>
+                </m:r>
+                <m:r>
+                  <m:rPr>
+                    <m:sty m:val="p"/>
+                  </m:rPr>
+                  <m:t>±</m:t>
+                </m:r>
+                <m:r>
+                  <m:t>θ</m:t>
+                </m:r>
+                <m:r>
+                  <m:rPr>
+                    <m:sty m:val="p"/>
+                  </m:rPr>
+                  <m:t>)</m:t>
+                </m:r>
                 <m:r>
                   <m:rPr>
                     <m:sty m:val="p"/>
@@ -3718,38 +3840,42 @@
                   </m:rPr>
                   <m:t>sin</m:t>
                 </m:r>
-                <m:d>
-                  <m:dPr>
-                    <m:begChr m:val="("/>
-                    <m:sepChr m:val=""/>
-                    <m:endChr m:val=")"/>
-                    <m:grow/>
-                  </m:dPr>
-                  <m:e>
-                    <m:r>
-                      <m:t>x</m:t>
-                    </m:r>
-                  </m:e>
-                </m:d>
+                <m:r>
+                  <m:rPr>
+                    <m:sty m:val="p"/>
+                  </m:rPr>
+                  <m:t>(</m:t>
+                </m:r>
+                <m:r>
+                  <m:t>x</m:t>
+                </m:r>
+                <m:r>
+                  <m:rPr>
+                    <m:sty m:val="p"/>
+                  </m:rPr>
+                  <m:t>)</m:t>
+                </m:r>
                 <m:r>
                   <m:rPr>
                     <m:sty m:val="p"/>
                   </m:rPr>
                   <m:t>cos</m:t>
                 </m:r>
-                <m:d>
-                  <m:dPr>
-                    <m:begChr m:val="("/>
-                    <m:sepChr m:val=""/>
-                    <m:endChr m:val=")"/>
-                    <m:grow/>
-                  </m:dPr>
-                  <m:e>
-                    <m:r>
-                      <m:t>θ</m:t>
-                    </m:r>
-                  </m:e>
-                </m:d>
+                <m:r>
+                  <m:rPr>
+                    <m:sty m:val="p"/>
+                  </m:rPr>
+                  <m:t>(</m:t>
+                </m:r>
+                <m:r>
+                  <m:t>θ</m:t>
+                </m:r>
+                <m:r>
+                  <m:rPr>
+                    <m:sty m:val="p"/>
+                  </m:rPr>
+                  <m:t>)</m:t>
+                </m:r>
                 <m:r>
                   <m:rPr>
                     <m:sty m:val="p"/>
@@ -3762,38 +3888,42 @@
                   </m:rPr>
                   <m:t>cos</m:t>
                 </m:r>
-                <m:d>
-                  <m:dPr>
-                    <m:begChr m:val="("/>
-                    <m:sepChr m:val=""/>
-                    <m:endChr m:val=")"/>
-                    <m:grow/>
-                  </m:dPr>
-                  <m:e>
-                    <m:r>
-                      <m:t>x</m:t>
-                    </m:r>
-                  </m:e>
-                </m:d>
+                <m:r>
+                  <m:rPr>
+                    <m:sty m:val="p"/>
+                  </m:rPr>
+                  <m:t>(</m:t>
+                </m:r>
+                <m:r>
+                  <m:t>x</m:t>
+                </m:r>
+                <m:r>
+                  <m:rPr>
+                    <m:sty m:val="p"/>
+                  </m:rPr>
+                  <m:t>)</m:t>
+                </m:r>
                 <m:r>
                   <m:rPr>
                     <m:sty m:val="p"/>
                   </m:rPr>
                   <m:t>sin</m:t>
                 </m:r>
-                <m:d>
-                  <m:dPr>
-                    <m:begChr m:val="("/>
-                    <m:sepChr m:val=""/>
-                    <m:endChr m:val=")"/>
-                    <m:grow/>
-                  </m:dPr>
-                  <m:e>
-                    <m:r>
-                      <m:t>θ</m:t>
-                    </m:r>
-                  </m:e>
-                </m:d>
+                <m:r>
+                  <m:rPr>
+                    <m:sty m:val="p"/>
+                  </m:rPr>
+                  <m:t>(</m:t>
+                </m:r>
+                <m:r>
+                  <m:t>θ</m:t>
+                </m:r>
+                <m:r>
+                  <m:rPr>
+                    <m:sty m:val="p"/>
+                  </m:rPr>
+                  <m:t>)</m:t>
+                </m:r>
               </m:oMath>
             </m:oMathPara>
           </w:p>
@@ -3812,28 +3942,30 @@
                   </m:rPr>
                   <m:t>cos</m:t>
                 </m:r>
-                <m:d>
-                  <m:dPr>
-                    <m:begChr m:val="("/>
-                    <m:sepChr m:val=""/>
-                    <m:endChr m:val=")"/>
-                    <m:grow/>
-                  </m:dPr>
-                  <m:e>
-                    <m:r>
-                      <m:t>x</m:t>
-                    </m:r>
-                    <m:r>
-                      <m:rPr>
-                        <m:sty m:val="p"/>
-                      </m:rPr>
-                      <m:t>±</m:t>
-                    </m:r>
-                    <m:r>
-                      <m:t>θ</m:t>
-                    </m:r>
-                  </m:e>
-                </m:d>
+                <m:r>
+                  <m:rPr>
+                    <m:sty m:val="p"/>
+                  </m:rPr>
+                  <m:t>(</m:t>
+                </m:r>
+                <m:r>
+                  <m:t>x</m:t>
+                </m:r>
+                <m:r>
+                  <m:rPr>
+                    <m:sty m:val="p"/>
+                  </m:rPr>
+                  <m:t>±</m:t>
+                </m:r>
+                <m:r>
+                  <m:t>θ</m:t>
+                </m:r>
+                <m:r>
+                  <m:rPr>
+                    <m:sty m:val="p"/>
+                  </m:rPr>
+                  <m:t>)</m:t>
+                </m:r>
                 <m:r>
                   <m:rPr>
                     <m:sty m:val="p"/>
@@ -3846,19 +3978,21 @@
                   </m:rPr>
                   <m:t>cos</m:t>
                 </m:r>
-                <m:d>
-                  <m:dPr>
-                    <m:begChr m:val="("/>
-                    <m:sepChr m:val=""/>
-                    <m:endChr m:val=")"/>
-                    <m:grow/>
-                  </m:dPr>
-                  <m:e>
-                    <m:r>
-                      <m:t>x</m:t>
-                    </m:r>
-                  </m:e>
-                </m:d>
+                <m:r>
+                  <m:rPr>
+                    <m:sty m:val="p"/>
+                  </m:rPr>
+                  <m:t>(</m:t>
+                </m:r>
+                <m:r>
+                  <m:t>x</m:t>
+                </m:r>
+                <m:r>
+                  <m:rPr>
+                    <m:sty m:val="p"/>
+                  </m:rPr>
+                  <m:t>)</m:t>
+                </m:r>
                 <m:r>
                   <m:t>c</m:t>
                 </m:r>
@@ -3868,19 +4002,21 @@
                 <m:r>
                   <m:t>s</m:t>
                 </m:r>
-                <m:d>
-                  <m:dPr>
-                    <m:begChr m:val="("/>
-                    <m:sepChr m:val=""/>
-                    <m:endChr m:val=")"/>
-                    <m:grow/>
-                  </m:dPr>
-                  <m:e>
-                    <m:r>
-                      <m:t>θ</m:t>
-                    </m:r>
-                  </m:e>
-                </m:d>
+                <m:r>
+                  <m:rPr>
+                    <m:sty m:val="p"/>
+                  </m:rPr>
+                  <m:t>(</m:t>
+                </m:r>
+                <m:r>
+                  <m:t>θ</m:t>
+                </m:r>
+                <m:r>
+                  <m:rPr>
+                    <m:sty m:val="p"/>
+                  </m:rPr>
+                  <m:t>)</m:t>
+                </m:r>
                 <m:r>
                   <m:rPr>
                     <m:sty m:val="p"/>
@@ -3893,38 +4029,42 @@
                   </m:rPr>
                   <m:t>sin</m:t>
                 </m:r>
-                <m:d>
-                  <m:dPr>
-                    <m:begChr m:val="("/>
-                    <m:sepChr m:val=""/>
-                    <m:endChr m:val=")"/>
-                    <m:grow/>
-                  </m:dPr>
-                  <m:e>
-                    <m:r>
-                      <m:t>x</m:t>
-                    </m:r>
-                  </m:e>
-                </m:d>
+                <m:r>
+                  <m:rPr>
+                    <m:sty m:val="p"/>
+                  </m:rPr>
+                  <m:t>(</m:t>
+                </m:r>
+                <m:r>
+                  <m:t>x</m:t>
+                </m:r>
+                <m:r>
+                  <m:rPr>
+                    <m:sty m:val="p"/>
+                  </m:rPr>
+                  <m:t>)</m:t>
+                </m:r>
                 <m:r>
                   <m:rPr>
                     <m:sty m:val="p"/>
                   </m:rPr>
                   <m:t>sin</m:t>
                 </m:r>
-                <m:d>
-                  <m:dPr>
-                    <m:begChr m:val="("/>
-                    <m:sepChr m:val=""/>
-                    <m:endChr m:val=")"/>
-                    <m:grow/>
-                  </m:dPr>
-                  <m:e>
-                    <m:r>
-                      <m:t>θ</m:t>
-                    </m:r>
-                  </m:e>
-                </m:d>
+                <m:r>
+                  <m:rPr>
+                    <m:sty m:val="p"/>
+                  </m:rPr>
+                  <m:t>(</m:t>
+                </m:r>
+                <m:r>
+                  <m:t>θ</m:t>
+                </m:r>
+                <m:r>
+                  <m:rPr>
+                    <m:sty m:val="p"/>
+                  </m:rPr>
+                  <m:t>)</m:t>
+                </m:r>
               </m:oMath>
             </m:oMathPara>
           </w:p>
@@ -3951,19 +4091,21 @@
           </m:rPr>
           <m:t>cos</m:t>
         </m:r>
-        <m:d>
-          <m:dPr>
-            <m:begChr m:val="("/>
-            <m:sepChr m:val=""/>
-            <m:endChr m:val=")"/>
-            <m:grow/>
-          </m:dPr>
-          <m:e>
-            <m:r>
-              <m:t>x</m:t>
-            </m:r>
-          </m:e>
-        </m:d>
+        <m:r>
+          <m:rPr>
+            <m:sty m:val="p"/>
+          </m:rPr>
+          <m:t>(</m:t>
+        </m:r>
+        <m:r>
+          <m:t>x</m:t>
+        </m:r>
+        <m:r>
+          <m:rPr>
+            <m:sty m:val="p"/>
+          </m:rPr>
+          <m:t>)</m:t>
+        </m:r>
         <m:r>
           <m:rPr>
             <m:sty m:val="p"/>
@@ -3979,19 +4121,21 @@
           </m:rPr>
           <m:t>sin</m:t>
         </m:r>
-        <m:d>
-          <m:dPr>
-            <m:begChr m:val="("/>
-            <m:sepChr m:val=""/>
-            <m:endChr m:val=")"/>
-            <m:grow/>
-          </m:dPr>
-          <m:e>
-            <m:r>
-              <m:t>x</m:t>
-            </m:r>
-          </m:e>
-        </m:d>
+        <m:r>
+          <m:rPr>
+            <m:sty m:val="p"/>
+          </m:rPr>
+          <m:t>(</m:t>
+        </m:r>
+        <m:r>
+          <m:t>x</m:t>
+        </m:r>
+        <m:r>
+          <m:rPr>
+            <m:sty m:val="p"/>
+          </m:rPr>
+          <m:t>)</m:t>
+        </m:r>
       </m:oMath>
       <w:r>
         <w:t xml:space="preserve"> </w:t>
@@ -4012,28 +4156,30 @@
           </m:rPr>
           <m:t>cos</m:t>
         </m:r>
-        <m:d>
-          <m:dPr>
-            <m:begChr m:val="("/>
-            <m:sepChr m:val=""/>
-            <m:endChr m:val=")"/>
-            <m:grow/>
-          </m:dPr>
-          <m:e>
-            <m:r>
-              <m:t>x</m:t>
-            </m:r>
-            <m:r>
-              <m:rPr>
-                <m:sty m:val="p"/>
-              </m:rPr>
-              <m:t>±</m:t>
-            </m:r>
-            <m:r>
-              <m:t>θ</m:t>
-            </m:r>
-          </m:e>
-        </m:d>
+        <m:r>
+          <m:rPr>
+            <m:sty m:val="p"/>
+          </m:rPr>
+          <m:t>(</m:t>
+        </m:r>
+        <m:r>
+          <m:t>x</m:t>
+        </m:r>
+        <m:r>
+          <m:rPr>
+            <m:sty m:val="p"/>
+          </m:rPr>
+          <m:t>±</m:t>
+        </m:r>
+        <m:r>
+          <m:t>θ</m:t>
+        </m:r>
+        <m:r>
+          <m:rPr>
+            <m:sty m:val="p"/>
+          </m:rPr>
+          <m:t>)</m:t>
+        </m:r>
       </m:oMath>
       <w:r>
         <w:t xml:space="preserve"> </w:t>
@@ -4054,28 +4200,30 @@
           </m:rPr>
           <m:t>sin</m:t>
         </m:r>
-        <m:d>
-          <m:dPr>
-            <m:begChr m:val="("/>
-            <m:sepChr m:val=""/>
-            <m:endChr m:val=")"/>
-            <m:grow/>
-          </m:dPr>
-          <m:e>
-            <m:r>
-              <m:t>x</m:t>
-            </m:r>
-            <m:r>
-              <m:rPr>
-                <m:sty m:val="p"/>
-              </m:rPr>
-              <m:t>±</m:t>
-            </m:r>
-            <m:r>
-              <m:t>θ</m:t>
-            </m:r>
-          </m:e>
-        </m:d>
+        <m:r>
+          <m:rPr>
+            <m:sty m:val="p"/>
+          </m:rPr>
+          <m:t>(</m:t>
+        </m:r>
+        <m:r>
+          <m:t>x</m:t>
+        </m:r>
+        <m:r>
+          <m:rPr>
+            <m:sty m:val="p"/>
+          </m:rPr>
+          <m:t>±</m:t>
+        </m:r>
+        <m:r>
+          <m:t>θ</m:t>
+        </m:r>
+        <m:r>
+          <m:rPr>
+            <m:sty m:val="p"/>
+          </m:rPr>
+          <m:t>)</m:t>
+        </m:r>
       </m:oMath>
       <w:r>
         <w:t xml:space="preserve">. Let’s try an example!</w:t>
@@ -4121,18 +4269,18 @@
                 <wp:inline>
                   <wp:extent cx="152400" cy="152400"/>
                   <wp:effectExtent b="0" l="0" r="0" t="0"/>
-                  <wp:docPr descr="" title="" id="33" name="Picture"/>
+                  <wp:docPr descr="" title="" id="22" name="Picture"/>
                   <a:graphic>
                     <a:graphicData uri="http://schemas.openxmlformats.org/drawingml/2006/picture">
                       <pic:pic>
                         <pic:nvPicPr>
-                          <pic:cNvPr descr="/Applications/quarto/share/formats/docx/note.png" id="34" name="Picture"/>
+                          <pic:cNvPr descr="/Applications/quarto/share/formats/docx/note.png" id="23" name="Picture"/>
                           <pic:cNvPicPr>
                             <a:picLocks noChangeArrowheads="1" noChangeAspect="1"/>
                           </pic:cNvPicPr>
                         </pic:nvPicPr>
                         <pic:blipFill>
-                          <a:blip r:embed="rId20"/>
+                          <a:blip r:embed="rId9"/>
                           <a:stretch>
                             <a:fillRect/>
                           </a:stretch>
@@ -4202,19 +4350,21 @@
                   </m:rPr>
                   <m:t>sin</m:t>
                 </m:r>
-                <m:d>
-                  <m:dPr>
-                    <m:begChr m:val="("/>
-                    <m:sepChr m:val=""/>
-                    <m:endChr m:val=")"/>
-                    <m:grow/>
-                  </m:dPr>
-                  <m:e>
-                    <m:r>
-                      <m:t>x</m:t>
-                    </m:r>
-                  </m:e>
-                </m:d>
+                <m:r>
+                  <m:rPr>
+                    <m:sty m:val="p"/>
+                  </m:rPr>
+                  <m:t>(</m:t>
+                </m:r>
+                <m:r>
+                  <m:t>x</m:t>
+                </m:r>
+                <m:r>
+                  <m:rPr>
+                    <m:sty m:val="p"/>
+                  </m:rPr>
+                  <m:t>)</m:t>
+                </m:r>
                 <m:r>
                   <m:rPr>
                     <m:sty m:val="p"/>
@@ -4230,19 +4380,21 @@
                   </m:rPr>
                   <m:t>cos</m:t>
                 </m:r>
-                <m:d>
-                  <m:dPr>
-                    <m:begChr m:val="("/>
-                    <m:sepChr m:val=""/>
-                    <m:endChr m:val=")"/>
-                    <m:grow/>
-                  </m:dPr>
-                  <m:e>
-                    <m:r>
-                      <m:t>x</m:t>
-                    </m:r>
-                  </m:e>
-                </m:d>
+                <m:r>
+                  <m:rPr>
+                    <m:sty m:val="p"/>
+                  </m:rPr>
+                  <m:t>(</m:t>
+                </m:r>
+                <m:r>
+                  <m:t>x</m:t>
+                </m:r>
+                <m:r>
+                  <m:rPr>
+                    <m:sty m:val="p"/>
+                  </m:rPr>
+                  <m:t>)</m:t>
+                </m:r>
                 <m:r>
                   <m:rPr>
                     <m:sty m:val="p"/>
@@ -4258,28 +4410,30 @@
                   </m:rPr>
                   <m:t>cos</m:t>
                 </m:r>
-                <m:d>
-                  <m:dPr>
-                    <m:begChr m:val="("/>
-                    <m:sepChr m:val=""/>
-                    <m:endChr m:val=")"/>
-                    <m:grow/>
-                  </m:dPr>
-                  <m:e>
-                    <m:r>
-                      <m:t>x</m:t>
-                    </m:r>
-                    <m:r>
-                      <m:rPr>
-                        <m:sty m:val="p"/>
-                      </m:rPr>
-                      <m:t>+</m:t>
-                    </m:r>
-                    <m:r>
-                      <m:t>θ</m:t>
-                    </m:r>
-                  </m:e>
-                </m:d>
+                <m:r>
+                  <m:rPr>
+                    <m:sty m:val="p"/>
+                  </m:rPr>
+                  <m:t>(</m:t>
+                </m:r>
+                <m:r>
+                  <m:t>x</m:t>
+                </m:r>
+                <m:r>
+                  <m:rPr>
+                    <m:sty m:val="p"/>
+                  </m:rPr>
+                  <m:t>+</m:t>
+                </m:r>
+                <m:r>
+                  <m:t>θ</m:t>
+                </m:r>
+                <m:r>
+                  <m:rPr>
+                    <m:sty m:val="p"/>
+                  </m:rPr>
+                  <m:t>)</m:t>
+                </m:r>
               </m:oMath>
             </m:oMathPara>
           </w:p>
@@ -4322,19 +4476,21 @@
                 </m:rPr>
                 <m:t>sin</m:t>
               </m:r>
-              <m:d>
-                <m:dPr>
-                  <m:begChr m:val="("/>
-                  <m:sepChr m:val=""/>
-                  <m:endChr m:val=")"/>
-                  <m:grow/>
-                </m:dPr>
-                <m:e>
-                  <m:r>
-                    <m:t>x</m:t>
-                  </m:r>
-                </m:e>
-              </m:d>
+              <m:r>
+                <m:rPr>
+                  <m:sty m:val="p"/>
+                </m:rPr>
+                <m:t>(</m:t>
+              </m:r>
+              <m:r>
+                <m:t>x</m:t>
+              </m:r>
+              <m:r>
+                <m:rPr>
+                  <m:sty m:val="p"/>
+                </m:rPr>
+                <m:t>)</m:t>
+              </m:r>
               <m:r>
                 <m:rPr>
                   <m:sty m:val="p"/>
@@ -4350,19 +4506,21 @@
                 </m:rPr>
                 <m:t>cos</m:t>
               </m:r>
-              <m:d>
-                <m:dPr>
-                  <m:begChr m:val="("/>
-                  <m:sepChr m:val=""/>
-                  <m:endChr m:val=")"/>
-                  <m:grow/>
-                </m:dPr>
-                <m:e>
-                  <m:r>
-                    <m:t>x</m:t>
-                  </m:r>
-                </m:e>
-              </m:d>
+              <m:r>
+                <m:rPr>
+                  <m:sty m:val="p"/>
+                </m:rPr>
+                <m:t>(</m:t>
+              </m:r>
+              <m:r>
+                <m:t>x</m:t>
+              </m:r>
+              <m:r>
+                <m:rPr>
+                  <m:sty m:val="p"/>
+                </m:rPr>
+                <m:t>)</m:t>
+              </m:r>
               <m:r>
                 <m:rPr>
                   <m:sty m:val="p"/>
@@ -4378,38 +4536,42 @@
                 </m:rPr>
                 <m:t>cos</m:t>
               </m:r>
-              <m:d>
-                <m:dPr>
-                  <m:begChr m:val="("/>
-                  <m:sepChr m:val=""/>
-                  <m:endChr m:val=")"/>
-                  <m:grow/>
-                </m:dPr>
-                <m:e>
-                  <m:r>
-                    <m:t>θ</m:t>
-                  </m:r>
-                </m:e>
-              </m:d>
+              <m:r>
+                <m:rPr>
+                  <m:sty m:val="p"/>
+                </m:rPr>
+                <m:t>(</m:t>
+              </m:r>
+              <m:r>
+                <m:t>θ</m:t>
+              </m:r>
+              <m:r>
+                <m:rPr>
+                  <m:sty m:val="p"/>
+                </m:rPr>
+                <m:t>)</m:t>
+              </m:r>
               <m:r>
                 <m:rPr>
                   <m:sty m:val="p"/>
                 </m:rPr>
                 <m:t>cos</m:t>
               </m:r>
-              <m:d>
-                <m:dPr>
-                  <m:begChr m:val="("/>
-                  <m:sepChr m:val=""/>
-                  <m:endChr m:val=")"/>
-                  <m:grow/>
-                </m:dPr>
-                <m:e>
-                  <m:r>
-                    <m:t>x</m:t>
-                  </m:r>
-                </m:e>
-              </m:d>
+              <m:r>
+                <m:rPr>
+                  <m:sty m:val="p"/>
+                </m:rPr>
+                <m:t>(</m:t>
+              </m:r>
+              <m:r>
+                <m:t>x</m:t>
+              </m:r>
+              <m:r>
+                <m:rPr>
+                  <m:sty m:val="p"/>
+                </m:rPr>
+                <m:t>)</m:t>
+              </m:r>
               <m:r>
                 <m:rPr>
                   <m:sty m:val="p"/>
@@ -4425,38 +4587,42 @@
                 </m:rPr>
                 <m:t>sin</m:t>
               </m:r>
-              <m:d>
-                <m:dPr>
-                  <m:begChr m:val="("/>
-                  <m:sepChr m:val=""/>
-                  <m:endChr m:val=")"/>
-                  <m:grow/>
-                </m:dPr>
-                <m:e>
-                  <m:r>
-                    <m:t>θ</m:t>
-                  </m:r>
-                </m:e>
-              </m:d>
+              <m:r>
+                <m:rPr>
+                  <m:sty m:val="p"/>
+                </m:rPr>
+                <m:t>(</m:t>
+              </m:r>
+              <m:r>
+                <m:t>θ</m:t>
+              </m:r>
+              <m:r>
+                <m:rPr>
+                  <m:sty m:val="p"/>
+                </m:rPr>
+                <m:t>)</m:t>
+              </m:r>
               <m:r>
                 <m:rPr>
                   <m:sty m:val="p"/>
                 </m:rPr>
                 <m:t>sin</m:t>
               </m:r>
-              <m:d>
-                <m:dPr>
-                  <m:begChr m:val="("/>
-                  <m:sepChr m:val=""/>
-                  <m:endChr m:val=")"/>
-                  <m:grow/>
-                </m:dPr>
-                <m:e>
-                  <m:r>
-                    <m:t>x</m:t>
-                  </m:r>
-                </m:e>
-              </m:d>
+              <m:r>
+                <m:rPr>
+                  <m:sty m:val="p"/>
+                </m:rPr>
+                <m:t>(</m:t>
+              </m:r>
+              <m:r>
+                <m:t>x</m:t>
+              </m:r>
+              <m:r>
+                <m:rPr>
+                  <m:sty m:val="p"/>
+                </m:rPr>
+                <m:t>)</m:t>
+              </m:r>
             </m:oMath>
             <w:r>
               <w:t xml:space="preserve">. Now, we can compare coefficients on either side of the equation. For this to be true for all values of x, the coefficients before sin and cos must match on each side. This means that</w:t>
@@ -4483,19 +4649,21 @@
                 </m:rPr>
                 <m:t>cos</m:t>
               </m:r>
-              <m:d>
-                <m:dPr>
-                  <m:begChr m:val="("/>
-                  <m:sepChr m:val=""/>
-                  <m:endChr m:val=")"/>
-                  <m:grow/>
-                </m:dPr>
-                <m:e>
-                  <m:r>
-                    <m:t>θ</m:t>
-                  </m:r>
-                </m:e>
-              </m:d>
+              <m:r>
+                <m:rPr>
+                  <m:sty m:val="p"/>
+                </m:rPr>
+                <m:t>(</m:t>
+              </m:r>
+              <m:r>
+                <m:t>θ</m:t>
+              </m:r>
+              <m:r>
+                <m:rPr>
+                  <m:sty m:val="p"/>
+                </m:rPr>
+                <m:t>)</m:t>
+              </m:r>
             </m:oMath>
             <w:r>
               <w:t xml:space="preserve"> </w:t>
@@ -4525,19 +4693,21 @@
                 </m:rPr>
                 <m:t>sin</m:t>
               </m:r>
-              <m:d>
-                <m:dPr>
-                  <m:begChr m:val="("/>
-                  <m:sepChr m:val=""/>
-                  <m:endChr m:val=")"/>
-                  <m:grow/>
-                </m:dPr>
-                <m:e>
-                  <m:r>
-                    <m:t>θ</m:t>
-                  </m:r>
-                </m:e>
-              </m:d>
+              <m:r>
+                <m:rPr>
+                  <m:sty m:val="p"/>
+                </m:rPr>
+                <m:t>(</m:t>
+              </m:r>
+              <m:r>
+                <m:t>θ</m:t>
+              </m:r>
+              <m:r>
+                <m:rPr>
+                  <m:sty m:val="p"/>
+                </m:rPr>
+                <m:t>)</m:t>
+              </m:r>
             </m:oMath>
             <w:r>
               <w:t xml:space="preserve">.</w:t>
@@ -4571,19 +4741,21 @@
                 </m:rPr>
                 <m:t>tan</m:t>
               </m:r>
-              <m:d>
-                <m:dPr>
-                  <m:begChr m:val="("/>
-                  <m:sepChr m:val=""/>
-                  <m:endChr m:val=")"/>
-                  <m:grow/>
-                </m:dPr>
-                <m:e>
-                  <m:r>
-                    <m:t>θ</m:t>
-                  </m:r>
-                </m:e>
-              </m:d>
+              <m:r>
+                <m:rPr>
+                  <m:sty m:val="p"/>
+                </m:rPr>
+                <m:t>(</m:t>
+              </m:r>
+              <m:r>
+                <m:t>θ</m:t>
+              </m:r>
+              <m:r>
+                <m:rPr>
+                  <m:sty m:val="p"/>
+                </m:rPr>
+                <m:t>)</m:t>
+              </m:r>
               <m:r>
                 <m:rPr>
                   <m:sty m:val="p"/>
@@ -4601,19 +4773,21 @@
                     </m:rPr>
                     <m:t>sin</m:t>
                   </m:r>
-                  <m:d>
-                    <m:dPr>
-                      <m:begChr m:val="("/>
-                      <m:sepChr m:val=""/>
-                      <m:endChr m:val=")"/>
-                      <m:grow/>
-                    </m:dPr>
-                    <m:e>
-                      <m:r>
-                        <m:t>θ</m:t>
-                      </m:r>
-                    </m:e>
-                  </m:d>
+                  <m:r>
+                    <m:rPr>
+                      <m:sty m:val="p"/>
+                    </m:rPr>
+                    <m:t>(</m:t>
+                  </m:r>
+                  <m:r>
+                    <m:t>θ</m:t>
+                  </m:r>
+                  <m:r>
+                    <m:rPr>
+                      <m:sty m:val="p"/>
+                    </m:rPr>
+                    <m:t>)</m:t>
+                  </m:r>
                 </m:num>
                 <m:den>
                   <m:r>
@@ -4622,19 +4796,21 @@
                     </m:rPr>
                     <m:t>cos</m:t>
                   </m:r>
-                  <m:d>
-                    <m:dPr>
-                      <m:begChr m:val="("/>
-                      <m:sepChr m:val=""/>
-                      <m:endChr m:val=")"/>
-                      <m:grow/>
-                    </m:dPr>
-                    <m:e>
-                      <m:r>
-                        <m:t>θ</m:t>
-                      </m:r>
-                    </m:e>
-                  </m:d>
+                  <m:r>
+                    <m:rPr>
+                      <m:sty m:val="p"/>
+                    </m:rPr>
+                    <m:t>(</m:t>
+                  </m:r>
+                  <m:r>
+                    <m:t>θ</m:t>
+                  </m:r>
+                  <m:r>
+                    <m:rPr>
+                      <m:sty m:val="p"/>
+                    </m:rPr>
+                    <m:t>)</m:t>
+                  </m:r>
                 </m:den>
               </m:f>
             </m:oMath>
@@ -4651,19 +4827,21 @@
                 </m:rPr>
                 <m:t>tan</m:t>
               </m:r>
-              <m:d>
-                <m:dPr>
-                  <m:begChr m:val="("/>
-                  <m:sepChr m:val=""/>
-                  <m:endChr m:val=")"/>
-                  <m:grow/>
-                </m:dPr>
-                <m:e>
-                  <m:r>
-                    <m:t>θ</m:t>
-                  </m:r>
-                </m:e>
-              </m:d>
+              <m:r>
+                <m:rPr>
+                  <m:sty m:val="p"/>
+                </m:rPr>
+                <m:t>(</m:t>
+              </m:r>
+              <m:r>
+                <m:t>θ</m:t>
+              </m:r>
+              <m:r>
+                <m:rPr>
+                  <m:sty m:val="p"/>
+                </m:rPr>
+                <m:t>)</m:t>
+              </m:r>
               <m:r>
                 <m:rPr>
                   <m:sty m:val="p"/>
@@ -4727,19 +4905,21 @@
                   </m:r>
                 </m:sup>
               </m:sSup>
-              <m:d>
-                <m:dPr>
-                  <m:begChr m:val="("/>
-                  <m:sepChr m:val=""/>
-                  <m:endChr m:val=")"/>
-                  <m:grow/>
-                </m:dPr>
-                <m:e>
-                  <m:r>
-                    <m:t>θ</m:t>
-                  </m:r>
-                </m:e>
-              </m:d>
+              <m:r>
+                <m:rPr>
+                  <m:sty m:val="p"/>
+                </m:rPr>
+                <m:t>(</m:t>
+              </m:r>
+              <m:r>
+                <m:t>θ</m:t>
+              </m:r>
+              <m:r>
+                <m:rPr>
+                  <m:sty m:val="p"/>
+                </m:rPr>
+                <m:t>)</m:t>
+              </m:r>
               <m:r>
                 <m:rPr>
                   <m:sty m:val="p"/>
@@ -4761,19 +4941,21 @@
                   </m:r>
                 </m:sup>
               </m:sSup>
-              <m:d>
-                <m:dPr>
-                  <m:begChr m:val="("/>
-                  <m:sepChr m:val=""/>
-                  <m:endChr m:val=")"/>
-                  <m:grow/>
-                </m:dPr>
-                <m:e>
-                  <m:r>
-                    <m:t>θ</m:t>
-                  </m:r>
-                </m:e>
-              </m:d>
+              <m:r>
+                <m:rPr>
+                  <m:sty m:val="p"/>
+                </m:rPr>
+                <m:t>(</m:t>
+              </m:r>
+              <m:r>
+                <m:t>θ</m:t>
+              </m:r>
+              <m:r>
+                <m:rPr>
+                  <m:sty m:val="p"/>
+                </m:rPr>
+                <m:t>)</m:t>
+              </m:r>
               <m:r>
                 <m:rPr>
                   <m:sty m:val="p"/>
@@ -4803,78 +4985,84 @@
                   </m:r>
                 </m:sup>
               </m:sSup>
-              <m:d>
-                <m:dPr>
-                  <m:begChr m:val="("/>
-                  <m:sepChr m:val=""/>
-                  <m:endChr m:val=")"/>
-                  <m:grow/>
-                </m:dPr>
+              <m:r>
+                <m:rPr>
+                  <m:sty m:val="p"/>
+                </m:rPr>
+                <m:t>(</m:t>
+              </m:r>
+              <m:sSup>
                 <m:e>
-                  <m:sSup>
-                    <m:e>
-                      <m:r>
-                        <m:rPr>
-                          <m:sty m:val="p"/>
-                        </m:rPr>
-                        <m:t>cos</m:t>
-                      </m:r>
-                    </m:e>
-                    <m:sup>
-                      <m:r>
-                        <m:t>2</m:t>
-                      </m:r>
-                    </m:sup>
-                  </m:sSup>
-                  <m:d>
-                    <m:dPr>
-                      <m:begChr m:val="("/>
-                      <m:sepChr m:val=""/>
-                      <m:endChr m:val=")"/>
-                      <m:grow/>
-                    </m:dPr>
-                    <m:e>
-                      <m:r>
-                        <m:t>θ</m:t>
-                      </m:r>
-                    </m:e>
-                  </m:d>
                   <m:r>
                     <m:rPr>
                       <m:sty m:val="p"/>
                     </m:rPr>
-                    <m:t>+</m:t>
-                  </m:r>
-                  <m:sSup>
-                    <m:e>
-                      <m:r>
-                        <m:rPr>
-                          <m:sty m:val="p"/>
-                        </m:rPr>
-                        <m:t>sin</m:t>
-                      </m:r>
-                    </m:e>
-                    <m:sup>
-                      <m:r>
-                        <m:t>2</m:t>
-                      </m:r>
-                    </m:sup>
-                  </m:sSup>
-                  <m:d>
-                    <m:dPr>
-                      <m:begChr m:val="("/>
-                      <m:sepChr m:val=""/>
-                      <m:endChr m:val=")"/>
-                      <m:grow/>
-                    </m:dPr>
-                    <m:e>
-                      <m:r>
-                        <m:t>θ</m:t>
-                      </m:r>
-                    </m:e>
-                  </m:d>
+                    <m:t>cos</m:t>
+                  </m:r>
                 </m:e>
-              </m:d>
+                <m:sup>
+                  <m:r>
+                    <m:t>2</m:t>
+                  </m:r>
+                </m:sup>
+              </m:sSup>
+              <m:r>
+                <m:rPr>
+                  <m:sty m:val="p"/>
+                </m:rPr>
+                <m:t>(</m:t>
+              </m:r>
+              <m:r>
+                <m:t>θ</m:t>
+              </m:r>
+              <m:r>
+                <m:rPr>
+                  <m:sty m:val="p"/>
+                </m:rPr>
+                <m:t>)</m:t>
+              </m:r>
+              <m:r>
+                <m:rPr>
+                  <m:sty m:val="p"/>
+                </m:rPr>
+                <m:t>+</m:t>
+              </m:r>
+              <m:sSup>
+                <m:e>
+                  <m:r>
+                    <m:rPr>
+                      <m:sty m:val="p"/>
+                    </m:rPr>
+                    <m:t>sin</m:t>
+                  </m:r>
+                </m:e>
+                <m:sup>
+                  <m:r>
+                    <m:t>2</m:t>
+                  </m:r>
+                </m:sup>
+              </m:sSup>
+              <m:r>
+                <m:rPr>
+                  <m:sty m:val="p"/>
+                </m:rPr>
+                <m:t>(</m:t>
+              </m:r>
+              <m:r>
+                <m:t>θ</m:t>
+              </m:r>
+              <m:r>
+                <m:rPr>
+                  <m:sty m:val="p"/>
+                </m:rPr>
+                <m:t>)</m:t>
+              </m:r>
+              <m:r>
+                <m:rPr>
+                  <m:sty m:val="p"/>
+                </m:rPr>
+                <m:t>)</m:t>
+              </m:r>
               <m:r>
                 <m:rPr>
                   <m:sty m:val="p"/>
@@ -5002,19 +5190,21 @@
                 </m:rPr>
                 <m:t>sin</m:t>
               </m:r>
-              <m:d>
-                <m:dPr>
-                  <m:begChr m:val="("/>
-                  <m:sepChr m:val=""/>
-                  <m:endChr m:val=")"/>
-                  <m:grow/>
-                </m:dPr>
-                <m:e>
-                  <m:r>
-                    <m:t>x</m:t>
-                  </m:r>
-                </m:e>
-              </m:d>
+              <m:r>
+                <m:rPr>
+                  <m:sty m:val="p"/>
+                </m:rPr>
+                <m:t>(</m:t>
+              </m:r>
+              <m:r>
+                <m:t>x</m:t>
+              </m:r>
+              <m:r>
+                <m:rPr>
+                  <m:sty m:val="p"/>
+                </m:rPr>
+                <m:t>)</m:t>
+              </m:r>
               <m:r>
                 <m:rPr>
                   <m:sty m:val="p"/>
@@ -5030,19 +5220,21 @@
                 </m:rPr>
                 <m:t>cos</m:t>
               </m:r>
-              <m:d>
-                <m:dPr>
-                  <m:begChr m:val="("/>
-                  <m:sepChr m:val=""/>
-                  <m:endChr m:val=")"/>
-                  <m:grow/>
-                </m:dPr>
-                <m:e>
-                  <m:r>
-                    <m:t>x</m:t>
-                  </m:r>
-                </m:e>
-              </m:d>
+              <m:r>
+                <m:rPr>
+                  <m:sty m:val="p"/>
+                </m:rPr>
+                <m:t>(</m:t>
+              </m:r>
+              <m:r>
+                <m:t>x</m:t>
+              </m:r>
+              <m:r>
+                <m:rPr>
+                  <m:sty m:val="p"/>
+                </m:rPr>
+                <m:t>)</m:t>
+              </m:r>
               <m:r>
                 <m:rPr>
                   <m:sty m:val="p"/>
@@ -5069,28 +5261,30 @@
                 </m:rPr>
                 <m:t>cos</m:t>
               </m:r>
-              <m:d>
-                <m:dPr>
-                  <m:begChr m:val="("/>
-                  <m:sepChr m:val=""/>
-                  <m:endChr m:val=")"/>
-                  <m:grow/>
-                </m:dPr>
-                <m:e>
-                  <m:r>
-                    <m:t>x</m:t>
-                  </m:r>
-                  <m:r>
-                    <m:rPr>
-                      <m:sty m:val="p"/>
-                    </m:rPr>
-                    <m:t>+</m:t>
-                  </m:r>
-                  <m:r>
-                    <m:t>1.25</m:t>
-                  </m:r>
-                </m:e>
-              </m:d>
+              <m:r>
+                <m:rPr>
+                  <m:sty m:val="p"/>
+                </m:rPr>
+                <m:t>(</m:t>
+              </m:r>
+              <m:r>
+                <m:t>x</m:t>
+              </m:r>
+              <m:r>
+                <m:rPr>
+                  <m:sty m:val="p"/>
+                </m:rPr>
+                <m:t>+</m:t>
+              </m:r>
+              <m:r>
+                <m:t>1.25</m:t>
+              </m:r>
+              <m:r>
+                <m:rPr>
+                  <m:sty m:val="p"/>
+                </m:rPr>
+                <m:t>)</m:t>
+              </m:r>
             </m:oMath>
             <w:r>
               <w:t xml:space="preserve">. This method can be helpful if given an equation such as</w:t>
@@ -5108,19 +5302,21 @@
                 </m:rPr>
                 <m:t>sin</m:t>
               </m:r>
-              <m:d>
-                <m:dPr>
-                  <m:begChr m:val="("/>
-                  <m:sepChr m:val=""/>
-                  <m:endChr m:val=")"/>
-                  <m:grow/>
-                </m:dPr>
-                <m:e>
-                  <m:r>
-                    <m:t>x</m:t>
-                  </m:r>
-                </m:e>
-              </m:d>
+              <m:r>
+                <m:rPr>
+                  <m:sty m:val="p"/>
+                </m:rPr>
+                <m:t>(</m:t>
+              </m:r>
+              <m:r>
+                <m:t>x</m:t>
+              </m:r>
+              <m:r>
+                <m:rPr>
+                  <m:sty m:val="p"/>
+                </m:rPr>
+                <m:t>)</m:t>
+              </m:r>
               <m:r>
                 <m:rPr>
                   <m:sty m:val="p"/>
@@ -5136,19 +5332,21 @@
                 </m:rPr>
                 <m:t>cos</m:t>
               </m:r>
-              <m:d>
-                <m:dPr>
-                  <m:begChr m:val="("/>
-                  <m:sepChr m:val=""/>
-                  <m:endChr m:val=")"/>
-                  <m:grow/>
-                </m:dPr>
-                <m:e>
-                  <m:r>
-                    <m:t>x</m:t>
-                  </m:r>
-                </m:e>
-              </m:d>
+              <m:r>
+                <m:rPr>
+                  <m:sty m:val="p"/>
+                </m:rPr>
+                <m:t>(</m:t>
+              </m:r>
+              <m:r>
+                <m:t>x</m:t>
+              </m:r>
+              <m:r>
+                <m:rPr>
+                  <m:sty m:val="p"/>
+                </m:rPr>
+                <m:t>)</m:t>
+              </m:r>
               <m:r>
                 <m:rPr>
                   <m:sty m:val="p"/>
@@ -5186,28 +5384,30 @@
                 </m:rPr>
                 <m:t>cos</m:t>
               </m:r>
-              <m:d>
-                <m:dPr>
-                  <m:begChr m:val="("/>
-                  <m:sepChr m:val=""/>
-                  <m:endChr m:val=")"/>
-                  <m:grow/>
-                </m:dPr>
-                <m:e>
-                  <m:r>
-                    <m:t>x</m:t>
-                  </m:r>
-                  <m:r>
-                    <m:rPr>
-                      <m:sty m:val="p"/>
-                    </m:rPr>
-                    <m:t>+</m:t>
-                  </m:r>
-                  <m:r>
-                    <m:t>1.25</m:t>
-                  </m:r>
-                </m:e>
-              </m:d>
+              <m:r>
+                <m:rPr>
+                  <m:sty m:val="p"/>
+                </m:rPr>
+                <m:t>(</m:t>
+              </m:r>
+              <m:r>
+                <m:t>x</m:t>
+              </m:r>
+              <m:r>
+                <m:rPr>
+                  <m:sty m:val="p"/>
+                </m:rPr>
+                <m:t>+</m:t>
+              </m:r>
+              <m:r>
+                <m:t>1.25</m:t>
+              </m:r>
+              <m:r>
+                <m:rPr>
+                  <m:sty m:val="p"/>
+                </m:rPr>
+                <m:t>)</m:t>
+              </m:r>
               <m:r>
                 <m:rPr>
                   <m:sty m:val="p"/>
@@ -5228,8 +5428,8 @@
         </w:tc>
       </w:tr>
     </w:tbl>
-    <w:bookmarkEnd w:id="35"/>
-    <w:bookmarkStart w:id="53" w:name="logarithmic-equations"/>
+    <w:bookmarkEnd w:id="24"/>
+    <w:bookmarkStart w:id="42" w:name="logarithmic-equations"/>
     <w:p>
       <w:pPr>
         <w:pStyle w:val="Heading2"/>
@@ -5287,18 +5487,18 @@
                 <wp:inline>
                   <wp:extent cx="152400" cy="152400"/>
                   <wp:effectExtent b="0" l="0" r="0" t="0"/>
-                  <wp:docPr descr="" title="" id="37" name="Picture"/>
+                  <wp:docPr descr="" title="" id="26" name="Picture"/>
                   <a:graphic>
                     <a:graphicData uri="http://schemas.openxmlformats.org/drawingml/2006/picture">
                       <pic:pic>
                         <pic:nvPicPr>
-                          <pic:cNvPr descr="/Applications/quarto/share/formats/docx/tip.png" id="38" name="Picture"/>
+                          <pic:cNvPr descr="/Applications/quarto/share/formats/docx/tip.png" id="27" name="Picture"/>
                           <pic:cNvPicPr>
                             <a:picLocks noChangeArrowheads="1" noChangeAspect="1"/>
                           </pic:cNvPicPr>
                         </pic:nvPicPr>
                         <pic:blipFill>
-                          <a:blip r:embed="rId36"/>
+                          <a:blip r:embed="rId25"/>
                           <a:stretch>
                             <a:fillRect/>
                           </a:stretch>
@@ -5596,18 +5796,18 @@
                 <wp:inline>
                   <wp:extent cx="152400" cy="152400"/>
                   <wp:effectExtent b="0" l="0" r="0" t="0"/>
-                  <wp:docPr descr="" title="" id="39" name="Picture"/>
+                  <wp:docPr descr="" title="" id="28" name="Picture"/>
                   <a:graphic>
                     <a:graphicData uri="http://schemas.openxmlformats.org/drawingml/2006/picture">
                       <pic:pic>
                         <pic:nvPicPr>
-                          <pic:cNvPr descr="/Applications/quarto/share/formats/docx/note.png" id="40" name="Picture"/>
+                          <pic:cNvPr descr="/Applications/quarto/share/formats/docx/note.png" id="29" name="Picture"/>
                           <pic:cNvPicPr>
                             <a:picLocks noChangeArrowheads="1" noChangeAspect="1"/>
                           </pic:cNvPicPr>
                         </pic:nvPicPr>
                         <pic:blipFill>
-                          <a:blip r:embed="rId20"/>
+                          <a:blip r:embed="rId9"/>
                           <a:stretch>
                             <a:fillRect/>
                           </a:stretch>
@@ -5683,31 +5883,33 @@
                     </m:r>
                   </m:sub>
                 </m:sSub>
-                <m:d>
-                  <m:dPr>
-                    <m:begChr m:val="("/>
-                    <m:sepChr m:val=""/>
-                    <m:endChr m:val=")"/>
-                    <m:grow/>
-                  </m:dPr>
-                  <m:e>
-                    <m:r>
-                      <m:t>5</m:t>
-                    </m:r>
-                    <m:r>
-                      <m:t>x</m:t>
-                    </m:r>
-                    <m:r>
-                      <m:rPr>
-                        <m:sty m:val="p"/>
-                      </m:rPr>
-                      <m:t>+</m:t>
-                    </m:r>
-                    <m:r>
-                      <m:t>7</m:t>
-                    </m:r>
-                  </m:e>
-                </m:d>
+                <m:r>
+                  <m:rPr>
+                    <m:sty m:val="p"/>
+                  </m:rPr>
+                  <m:t>(</m:t>
+                </m:r>
+                <m:r>
+                  <m:t>5</m:t>
+                </m:r>
+                <m:r>
+                  <m:t>x</m:t>
+                </m:r>
+                <m:r>
+                  <m:rPr>
+                    <m:sty m:val="p"/>
+                  </m:rPr>
+                  <m:t>+</m:t>
+                </m:r>
+                <m:r>
+                  <m:t>7</m:t>
+                </m:r>
+                <m:r>
+                  <m:rPr>
+                    <m:sty m:val="p"/>
+                  </m:rPr>
+                  <m:t>)</m:t>
+                </m:r>
                 <m:r>
                   <m:rPr>
                     <m:sty m:val="p"/>
@@ -5878,18 +6080,18 @@
                 <wp:inline>
                   <wp:extent cx="152400" cy="152400"/>
                   <wp:effectExtent b="0" l="0" r="0" t="0"/>
-                  <wp:docPr descr="" title="" id="41" name="Picture"/>
+                  <wp:docPr descr="" title="" id="30" name="Picture"/>
                   <a:graphic>
                     <a:graphicData uri="http://schemas.openxmlformats.org/drawingml/2006/picture">
                       <pic:pic>
                         <pic:nvPicPr>
-                          <pic:cNvPr descr="/Applications/quarto/share/formats/docx/note.png" id="42" name="Picture"/>
+                          <pic:cNvPr descr="/Applications/quarto/share/formats/docx/note.png" id="31" name="Picture"/>
                           <pic:cNvPicPr>
                             <a:picLocks noChangeArrowheads="1" noChangeAspect="1"/>
                           </pic:cNvPicPr>
                         </pic:nvPicPr>
                         <pic:blipFill>
-                          <a:blip r:embed="rId20"/>
+                          <a:blip r:embed="rId9"/>
                           <a:stretch>
                             <a:fillRect/>
                           </a:stretch>
@@ -5965,22 +6167,24 @@
                     </m:r>
                   </m:sub>
                 </m:sSub>
-                <m:d>
-                  <m:dPr>
-                    <m:begChr m:val="("/>
-                    <m:sepChr m:val=""/>
-                    <m:endChr m:val=")"/>
-                    <m:grow/>
-                  </m:dPr>
-                  <m:e>
-                    <m:r>
-                      <m:t>4</m:t>
-                    </m:r>
-                    <m:r>
-                      <m:t>x</m:t>
-                    </m:r>
-                  </m:e>
-                </m:d>
+                <m:r>
+                  <m:rPr>
+                    <m:sty m:val="p"/>
+                  </m:rPr>
+                  <m:t>(</m:t>
+                </m:r>
+                <m:r>
+                  <m:t>4</m:t>
+                </m:r>
+                <m:r>
+                  <m:t>x</m:t>
+                </m:r>
+                <m:r>
+                  <m:rPr>
+                    <m:sty m:val="p"/>
+                  </m:rPr>
+                  <m:t>)</m:t>
+                </m:r>
                 <m:r>
                   <m:rPr>
                     <m:sty m:val="p"/>
@@ -6002,19 +6206,21 @@
                     </m:r>
                   </m:sub>
                 </m:sSub>
-                <m:d>
-                  <m:dPr>
-                    <m:begChr m:val="("/>
-                    <m:sepChr m:val=""/>
-                    <m:endChr m:val=")"/>
-                    <m:grow/>
-                  </m:dPr>
-                  <m:e>
-                    <m:r>
-                      <m:t>3</m:t>
-                    </m:r>
-                  </m:e>
-                </m:d>
+                <m:r>
+                  <m:rPr>
+                    <m:sty m:val="p"/>
+                  </m:rPr>
+                  <m:t>(</m:t>
+                </m:r>
+                <m:r>
+                  <m:t>3</m:t>
+                </m:r>
+                <m:r>
+                  <m:rPr>
+                    <m:sty m:val="p"/>
+                  </m:rPr>
+                  <m:t>)</m:t>
+                </m:r>
                 <m:r>
                   <m:rPr>
                     <m:sty m:val="p"/>
@@ -6061,34 +6267,36 @@
                   </m:r>
                 </m:sub>
               </m:sSub>
-              <m:d>
-                <m:dPr>
-                  <m:begChr m:val="("/>
-                  <m:sepChr m:val=""/>
-                  <m:endChr m:val=")"/>
-                  <m:grow/>
-                </m:dPr>
-                <m:e>
-                  <m:f>
-                    <m:fPr>
-                      <m:type m:val="bar"/>
-                    </m:fPr>
-                    <m:num>
-                      <m:r>
-                        <m:t>4</m:t>
-                      </m:r>
-                      <m:r>
-                        <m:t>x</m:t>
-                      </m:r>
-                    </m:num>
-                    <m:den>
-                      <m:r>
-                        <m:t>3</m:t>
-                      </m:r>
-                    </m:den>
-                  </m:f>
-                </m:e>
-              </m:d>
+              <m:r>
+                <m:rPr>
+                  <m:sty m:val="p"/>
+                </m:rPr>
+                <m:t>(</m:t>
+              </m:r>
+              <m:f>
+                <m:fPr>
+                  <m:type m:val="bar"/>
+                </m:fPr>
+                <m:num>
+                  <m:r>
+                    <m:t>4</m:t>
+                  </m:r>
+                  <m:r>
+                    <m:t>x</m:t>
+                  </m:r>
+                </m:num>
+                <m:den>
+                  <m:r>
+                    <m:t>3</m:t>
+                  </m:r>
+                </m:den>
+              </m:f>
+              <m:r>
+                <m:rPr>
+                  <m:sty m:val="p"/>
+                </m:rPr>
+                <m:t>)</m:t>
+              </m:r>
               <m:r>
                 <m:rPr>
                   <m:sty m:val="p"/>
@@ -6252,18 +6460,18 @@
                 <wp:inline>
                   <wp:extent cx="152400" cy="152400"/>
                   <wp:effectExtent b="0" l="0" r="0" t="0"/>
-                  <wp:docPr descr="" title="" id="43" name="Picture"/>
+                  <wp:docPr descr="" title="" id="32" name="Picture"/>
                   <a:graphic>
                     <a:graphicData uri="http://schemas.openxmlformats.org/drawingml/2006/picture">
                       <pic:pic>
                         <pic:nvPicPr>
-                          <pic:cNvPr descr="/Applications/quarto/share/formats/docx/note.png" id="44" name="Picture"/>
+                          <pic:cNvPr descr="/Applications/quarto/share/formats/docx/note.png" id="33" name="Picture"/>
                           <pic:cNvPicPr>
                             <a:picLocks noChangeArrowheads="1" noChangeAspect="1"/>
                           </pic:cNvPicPr>
                         </pic:nvPicPr>
                         <pic:blipFill>
-                          <a:blip r:embed="rId20"/>
+                          <a:blip r:embed="rId9"/>
                           <a:stretch>
                             <a:fillRect/>
                           </a:stretch>
@@ -6357,19 +6565,21 @@
                         </m:r>
                       </m:sub>
                     </m:sSub>
-                    <m:d>
-                      <m:dPr>
-                        <m:begChr m:val="("/>
-                        <m:sepChr m:val=""/>
-                        <m:endChr m:val=")"/>
-                        <m:grow/>
-                      </m:dPr>
-                      <m:e>
-                        <m:r>
-                          <m:t>x</m:t>
-                        </m:r>
-                      </m:e>
-                    </m:d>
+                    <m:r>
+                      <m:rPr>
+                        <m:sty m:val="p"/>
+                      </m:rPr>
+                      <m:t>(</m:t>
+                    </m:r>
+                    <m:r>
+                      <m:t>x</m:t>
+                    </m:r>
+                    <m:r>
+                      <m:rPr>
+                        <m:sty m:val="p"/>
+                      </m:rPr>
+                      <m:t>)</m:t>
+                    </m:r>
                   </m:sup>
                 </m:sSup>
                 <m:r>
@@ -6415,19 +6625,21 @@
                   </m:r>
                 </m:sub>
               </m:sSub>
-              <m:d>
-                <m:dPr>
-                  <m:begChr m:val="("/>
-                  <m:sepChr m:val=""/>
-                  <m:endChr m:val=")"/>
-                  <m:grow/>
-                </m:dPr>
-                <m:e>
-                  <m:r>
-                    <m:t>x</m:t>
-                  </m:r>
-                </m:e>
-              </m:d>
+              <m:r>
+                <m:rPr>
+                  <m:sty m:val="p"/>
+                </m:rPr>
+                <m:t>(</m:t>
+              </m:r>
+              <m:r>
+                <m:t>x</m:t>
+              </m:r>
+              <m:r>
+                <m:rPr>
+                  <m:sty m:val="p"/>
+                </m:rPr>
+                <m:t>)</m:t>
+              </m:r>
             </m:oMath>
             <w:r>
               <w:t xml:space="preserve">. From there, rewrite the equation as a logarithm,</w:t>
@@ -6451,19 +6663,21 @@
                   </m:r>
                 </m:sub>
               </m:sSub>
-              <m:d>
-                <m:dPr>
-                  <m:begChr m:val="("/>
-                  <m:sepChr m:val=""/>
-                  <m:endChr m:val=")"/>
-                  <m:grow/>
-                </m:dPr>
-                <m:e>
-                  <m:r>
-                    <m:t>y</m:t>
-                  </m:r>
-                </m:e>
-              </m:d>
+              <m:r>
+                <m:rPr>
+                  <m:sty m:val="p"/>
+                </m:rPr>
+                <m:t>(</m:t>
+              </m:r>
+              <m:r>
+                <m:t>y</m:t>
+              </m:r>
+              <m:r>
+                <m:rPr>
+                  <m:sty m:val="p"/>
+                </m:rPr>
+                <m:t>)</m:t>
+              </m:r>
               <m:r>
                 <m:rPr>
                   <m:sty m:val="p"/>
@@ -6485,19 +6699,21 @@
                   </m:r>
                 </m:sub>
               </m:sSub>
-              <m:d>
-                <m:dPr>
-                  <m:begChr m:val="("/>
-                  <m:sepChr m:val=""/>
-                  <m:endChr m:val=")"/>
-                  <m:grow/>
-                </m:dPr>
-                <m:e>
-                  <m:r>
-                    <m:t>x</m:t>
-                  </m:r>
-                </m:e>
-              </m:d>
+              <m:r>
+                <m:rPr>
+                  <m:sty m:val="p"/>
+                </m:rPr>
+                <m:t>(</m:t>
+              </m:r>
+              <m:r>
+                <m:t>x</m:t>
+              </m:r>
+              <m:r>
+                <m:rPr>
+                  <m:sty m:val="p"/>
+                </m:rPr>
+                <m:t>)</m:t>
+              </m:r>
             </m:oMath>
             <w:r>
               <w:t xml:space="preserve">. This means that</w:t>
@@ -6565,19 +6781,21 @@
                         </m:r>
                       </m:sub>
                     </m:sSub>
-                    <m:d>
-                      <m:dPr>
-                        <m:begChr m:val="("/>
-                        <m:sepChr m:val=""/>
-                        <m:endChr m:val=")"/>
-                        <m:grow/>
-                      </m:dPr>
-                      <m:e>
-                        <m:r>
-                          <m:t>b</m:t>
-                        </m:r>
-                      </m:e>
-                    </m:d>
+                    <m:r>
+                      <m:rPr>
+                        <m:sty m:val="p"/>
+                      </m:rPr>
+                      <m:t>(</m:t>
+                    </m:r>
+                    <m:r>
+                      <m:t>b</m:t>
+                    </m:r>
+                    <m:r>
+                      <m:rPr>
+                        <m:sty m:val="p"/>
+                      </m:rPr>
+                      <m:t>)</m:t>
+                    </m:r>
                   </m:sup>
                 </m:sSup>
                 <m:r>
@@ -6651,18 +6869,18 @@
                 <wp:inline>
                   <wp:extent cx="152400" cy="152400"/>
                   <wp:effectExtent b="0" l="0" r="0" t="0"/>
-                  <wp:docPr descr="" title="" id="45" name="Picture"/>
+                  <wp:docPr descr="" title="" id="34" name="Picture"/>
                   <a:graphic>
                     <a:graphicData uri="http://schemas.openxmlformats.org/drawingml/2006/picture">
                       <pic:pic>
                         <pic:nvPicPr>
-                          <pic:cNvPr descr="/Applications/quarto/share/formats/docx/note.png" id="46" name="Picture"/>
+                          <pic:cNvPr descr="/Applications/quarto/share/formats/docx/note.png" id="35" name="Picture"/>
                           <pic:cNvPicPr>
                             <a:picLocks noChangeArrowheads="1" noChangeAspect="1"/>
                           </pic:cNvPicPr>
                         </pic:nvPicPr>
                         <pic:blipFill>
-                          <a:blip r:embed="rId20"/>
+                          <a:blip r:embed="rId9"/>
                           <a:stretch>
                             <a:fillRect/>
                           </a:stretch>
@@ -6777,22 +6995,24 @@
                   </m:rPr>
                   <m:t>ln</m:t>
                 </m:r>
-                <m:d>
-                  <m:dPr>
-                    <m:begChr m:val="("/>
-                    <m:sepChr m:val=""/>
-                    <m:endChr m:val=")"/>
-                    <m:grow/>
-                  </m:dPr>
-                  <m:e>
-                    <m:r>
-                      <m:t>3</m:t>
-                    </m:r>
-                    <m:r>
-                      <m:t>x</m:t>
-                    </m:r>
-                  </m:e>
-                </m:d>
+                <m:r>
+                  <m:rPr>
+                    <m:sty m:val="p"/>
+                  </m:rPr>
+                  <m:t>(</m:t>
+                </m:r>
+                <m:r>
+                  <m:t>3</m:t>
+                </m:r>
+                <m:r>
+                  <m:t>x</m:t>
+                </m:r>
+                <m:r>
+                  <m:rPr>
+                    <m:sty m:val="p"/>
+                  </m:rPr>
+                  <m:t>)</m:t>
+                </m:r>
                 <m:r>
                   <m:rPr>
                     <m:sty m:val="p"/>
@@ -6831,22 +7051,24 @@
                 </m:rPr>
                 <m:t>ln</m:t>
               </m:r>
-              <m:d>
-                <m:dPr>
-                  <m:begChr m:val="("/>
-                  <m:sepChr m:val=""/>
-                  <m:endChr m:val=")"/>
-                  <m:grow/>
-                </m:dPr>
-                <m:e>
-                  <m:r>
-                    <m:t>3</m:t>
-                  </m:r>
-                  <m:r>
-                    <m:t>x</m:t>
-                  </m:r>
-                </m:e>
-              </m:d>
+              <m:r>
+                <m:rPr>
+                  <m:sty m:val="p"/>
+                </m:rPr>
+                <m:t>(</m:t>
+              </m:r>
+              <m:r>
+                <m:t>3</m:t>
+              </m:r>
+              <m:r>
+                <m:t>x</m:t>
+              </m:r>
+              <m:r>
+                <m:rPr>
+                  <m:sty m:val="p"/>
+                </m:rPr>
+                <m:t>)</m:t>
+              </m:r>
             </m:oMath>
             <w:r>
               <w:t xml:space="preserve"> </w:t>
@@ -6871,22 +7093,24 @@
                     </m:rPr>
                     <m:t>ln</m:t>
                   </m:r>
-                  <m:d>
-                    <m:dPr>
-                      <m:begChr m:val="("/>
-                      <m:sepChr m:val=""/>
-                      <m:endChr m:val=")"/>
-                      <m:grow/>
-                    </m:dPr>
-                    <m:e>
-                      <m:r>
-                        <m:t>3</m:t>
-                      </m:r>
-                      <m:r>
-                        <m:t>x</m:t>
-                      </m:r>
-                    </m:e>
-                  </m:d>
+                  <m:r>
+                    <m:rPr>
+                      <m:sty m:val="p"/>
+                    </m:rPr>
+                    <m:t>(</m:t>
+                  </m:r>
+                  <m:r>
+                    <m:t>3</m:t>
+                  </m:r>
+                  <m:r>
+                    <m:t>x</m:t>
+                  </m:r>
+                  <m:r>
+                    <m:rPr>
+                      <m:sty m:val="p"/>
+                    </m:rPr>
+                    <m:t>)</m:t>
+                  </m:r>
                 </m:sup>
               </m:sSup>
               <m:r>
@@ -6921,22 +7145,24 @@
                 </m:rPr>
                 <m:t>ln</m:t>
               </m:r>
-              <m:d>
-                <m:dPr>
-                  <m:begChr m:val="("/>
-                  <m:sepChr m:val=""/>
-                  <m:endChr m:val=")"/>
-                  <m:grow/>
-                </m:dPr>
-                <m:e>
-                  <m:r>
-                    <m:t>3</m:t>
-                  </m:r>
-                  <m:r>
-                    <m:t>x</m:t>
-                  </m:r>
-                </m:e>
-              </m:d>
+              <m:r>
+                <m:rPr>
+                  <m:sty m:val="p"/>
+                </m:rPr>
+                <m:t>(</m:t>
+              </m:r>
+              <m:r>
+                <m:t>3</m:t>
+              </m:r>
+              <m:r>
+                <m:t>x</m:t>
+              </m:r>
+              <m:r>
+                <m:rPr>
+                  <m:sty m:val="p"/>
+                </m:rPr>
+                <m:t>)</m:t>
+              </m:r>
             </m:oMath>
             <w:r>
               <w:t xml:space="preserve">.</w:t>
@@ -7026,19 +7252,21 @@
                 </m:rPr>
                 <m:t>ln</m:t>
               </m:r>
-              <m:d>
-                <m:dPr>
-                  <m:begChr m:val="("/>
-                  <m:sepChr m:val=""/>
-                  <m:endChr m:val=")"/>
-                  <m:grow/>
-                </m:dPr>
-                <m:e>
-                  <m:r>
-                    <m:t>3</m:t>
-                  </m:r>
-                </m:e>
-              </m:d>
+              <m:r>
+                <m:rPr>
+                  <m:sty m:val="p"/>
+                </m:rPr>
+                <m:t>(</m:t>
+              </m:r>
+              <m:r>
+                <m:t>3</m:t>
+              </m:r>
+              <m:r>
+                <m:rPr>
+                  <m:sty m:val="p"/>
+                </m:rPr>
+                <m:t>)</m:t>
+              </m:r>
             </m:oMath>
             <w:r>
               <w:t xml:space="preserve"> </w:t>
@@ -7098,18 +7326,18 @@
                 <wp:inline>
                   <wp:extent cx="152400" cy="152400"/>
                   <wp:effectExtent b="0" l="0" r="0" t="0"/>
-                  <wp:docPr descr="" title="" id="47" name="Picture"/>
+                  <wp:docPr descr="" title="" id="36" name="Picture"/>
                   <a:graphic>
                     <a:graphicData uri="http://schemas.openxmlformats.org/drawingml/2006/picture">
                       <pic:pic>
                         <pic:nvPicPr>
-                          <pic:cNvPr descr="/Applications/quarto/share/formats/docx/note.png" id="48" name="Picture"/>
+                          <pic:cNvPr descr="/Applications/quarto/share/formats/docx/note.png" id="37" name="Picture"/>
                           <pic:cNvPicPr>
                             <a:picLocks noChangeArrowheads="1" noChangeAspect="1"/>
                           </pic:cNvPicPr>
                         </pic:nvPicPr>
                         <pic:blipFill>
-                          <a:blip r:embed="rId20"/>
+                          <a:blip r:embed="rId9"/>
                           <a:stretch>
                             <a:fillRect/>
                           </a:stretch>
@@ -7518,19 +7746,21 @@
                 </m:rPr>
                 <m:t>ln</m:t>
               </m:r>
-              <m:d>
-                <m:dPr>
-                  <m:begChr m:val="("/>
-                  <m:sepChr m:val=""/>
-                  <m:endChr m:val=")"/>
-                  <m:grow/>
-                </m:dPr>
-                <m:e>
-                  <m:r>
-                    <m:t>y</m:t>
-                  </m:r>
-                </m:e>
-              </m:d>
+              <m:r>
+                <m:rPr>
+                  <m:sty m:val="p"/>
+                </m:rPr>
+                <m:t>(</m:t>
+              </m:r>
+              <m:r>
+                <m:t>y</m:t>
+              </m:r>
+              <m:r>
+                <m:rPr>
+                  <m:sty m:val="p"/>
+                </m:rPr>
+                <m:t>)</m:t>
+              </m:r>
               <m:r>
                 <m:rPr>
                   <m:sty m:val="p"/>
@@ -7551,107 +7781,111 @@
                 </m:rPr>
                 <m:t>ln</m:t>
               </m:r>
-              <m:d>
-                <m:dPr>
-                  <m:begChr m:val="("/>
-                  <m:sepChr m:val=""/>
-                  <m:endChr m:val=")"/>
-                  <m:grow/>
-                </m:dPr>
-                <m:e>
-                  <m:f>
-                    <m:fPr>
-                      <m:type m:val="bar"/>
-                    </m:fPr>
-                    <m:num>
+              <m:r>
+                <m:rPr>
+                  <m:sty m:val="p"/>
+                </m:rPr>
+                <m:t>(</m:t>
+              </m:r>
+              <m:f>
+                <m:fPr>
+                  <m:type m:val="bar"/>
+                </m:fPr>
+                <m:num>
+                  <m:r>
+                    <m:t>9</m:t>
+                  </m:r>
+                  <m:r>
+                    <m:rPr>
+                      <m:sty m:val="p"/>
+                    </m:rPr>
+                    <m:t>+</m:t>
+                  </m:r>
+                  <m:rad>
+                    <m:radPr>
+                      <m:degHide m:val="on"/>
+                    </m:radPr>
+                    <m:deg/>
+                    <m:e>
                       <m:r>
-                        <m:t>9</m:t>
+                        <m:t>21</m:t>
                       </m:r>
+                    </m:e>
+                  </m:rad>
+                </m:num>
+                <m:den>
+                  <m:r>
+                    <m:t>16</m:t>
+                  </m:r>
+                </m:den>
+              </m:f>
+              <m:r>
+                <m:rPr>
+                  <m:sty m:val="p"/>
+                </m:rPr>
+                <m:t>)</m:t>
+              </m:r>
+            </m:oMath>
+            <w:r>
+              <w:t xml:space="preserve"> </w:t>
+            </w:r>
+            <w:r>
+              <w:t xml:space="preserve">or</w:t>
+            </w:r>
+            <w:r>
+              <w:t xml:space="preserve"> </w:t>
+            </w:r>
+            <m:oMath>
+              <m:r>
+                <m:rPr>
+                  <m:sty m:val="p"/>
+                </m:rPr>
+                <m:t>ln</m:t>
+              </m:r>
+              <m:r>
+                <m:rPr>
+                  <m:sty m:val="p"/>
+                </m:rPr>
+                <m:t>(</m:t>
+              </m:r>
+              <m:f>
+                <m:fPr>
+                  <m:type m:val="bar"/>
+                </m:fPr>
+                <m:num>
+                  <m:r>
+                    <m:t>9</m:t>
+                  </m:r>
+                  <m:r>
+                    <m:rPr>
+                      <m:sty m:val="p"/>
+                    </m:rPr>
+                    <m:t>−</m:t>
+                  </m:r>
+                  <m:rad>
+                    <m:radPr>
+                      <m:degHide m:val="on"/>
+                    </m:radPr>
+                    <m:deg/>
+                    <m:e>
                       <m:r>
-                        <m:rPr>
-                          <m:sty m:val="p"/>
-                        </m:rPr>
-                        <m:t>+</m:t>
+                        <m:t>21</m:t>
                       </m:r>
-                      <m:rad>
-                        <m:radPr>
-                          <m:degHide m:val="on"/>
-                        </m:radPr>
-                        <m:deg/>
-                        <m:e>
-                          <m:r>
-                            <m:t>21</m:t>
-                          </m:r>
-                        </m:e>
-                      </m:rad>
-                    </m:num>
-                    <m:den>
-                      <m:r>
-                        <m:t>16</m:t>
-                      </m:r>
-                    </m:den>
-                  </m:f>
-                </m:e>
-              </m:d>
-            </m:oMath>
-            <w:r>
-              <w:t xml:space="preserve"> </w:t>
-            </w:r>
-            <w:r>
-              <w:t xml:space="preserve">or</w:t>
-            </w:r>
-            <w:r>
-              <w:t xml:space="preserve"> </w:t>
-            </w:r>
-            <m:oMath>
-              <m:r>
-                <m:rPr>
-                  <m:sty m:val="p"/>
-                </m:rPr>
-                <m:t>ln</m:t>
-              </m:r>
-              <m:d>
-                <m:dPr>
-                  <m:begChr m:val="("/>
-                  <m:sepChr m:val=""/>
-                  <m:endChr m:val=")"/>
-                  <m:grow/>
-                </m:dPr>
-                <m:e>
-                  <m:f>
-                    <m:fPr>
-                      <m:type m:val="bar"/>
-                    </m:fPr>
-                    <m:num>
-                      <m:r>
-                        <m:t>9</m:t>
-                      </m:r>
-                      <m:r>
-                        <m:rPr>
-                          <m:sty m:val="p"/>
-                        </m:rPr>
-                        <m:t>−</m:t>
-                      </m:r>
-                      <m:rad>
-                        <m:radPr>
-                          <m:degHide m:val="on"/>
-                        </m:radPr>
-                        <m:deg/>
-                        <m:e>
-                          <m:r>
-                            <m:t>21</m:t>
-                          </m:r>
-                        </m:e>
-                      </m:rad>
-                    </m:num>
-                    <m:den>
-                      <m:r>
-                        <m:t>16</m:t>
-                      </m:r>
-                    </m:den>
-                  </m:f>
-                </m:e>
-              </m:d>
+                    </m:e>
+                  </m:rad>
+                </m:num>
+                <m:den>
+                  <m:r>
+                    <m:t>16</m:t>
+                  </m:r>
+                </m:den>
+              </m:f>
+              <m:r>
+                <m:rPr>
+                  <m:sty m:val="p"/>
+                </m:rPr>
+                <m:t>)</m:t>
+              </m:r>
             </m:oMath>
             <w:r>
               <w:t xml:space="preserve">, which are (to 3sf) -0.164 and -1.29 respectively.</w:t>
@@ -7709,18 +7943,18 @@
                 <wp:inline>
                   <wp:extent cx="152400" cy="152400"/>
                   <wp:effectExtent b="0" l="0" r="0" t="0"/>
-                  <wp:docPr descr="" title="" id="49" name="Picture"/>
+                  <wp:docPr descr="" title="" id="38" name="Picture"/>
                   <a:graphic>
                     <a:graphicData uri="http://schemas.openxmlformats.org/drawingml/2006/picture">
                       <pic:pic>
                         <pic:nvPicPr>
-                          <pic:cNvPr descr="/Applications/quarto/share/formats/docx/note.png" id="50" name="Picture"/>
+                          <pic:cNvPr descr="/Applications/quarto/share/formats/docx/note.png" id="39" name="Picture"/>
                           <pic:cNvPicPr>
                             <a:picLocks noChangeArrowheads="1" noChangeAspect="1"/>
                           </pic:cNvPicPr>
                         </pic:nvPicPr>
                         <pic:blipFill>
-                          <a:blip r:embed="rId20"/>
+                          <a:blip r:embed="rId9"/>
                           <a:stretch>
                             <a:fillRect/>
                           </a:stretch>
@@ -7801,19 +8035,21 @@
                     </m:r>
                   </m:sub>
                 </m:sSub>
-                <m:d>
-                  <m:dPr>
-                    <m:begChr m:val="("/>
-                    <m:sepChr m:val=""/>
-                    <m:endChr m:val=")"/>
-                    <m:grow/>
-                  </m:dPr>
-                  <m:e>
-                    <m:r>
-                      <m:t>b</m:t>
-                    </m:r>
-                  </m:e>
-                </m:d>
+                <m:r>
+                  <m:rPr>
+                    <m:sty m:val="p"/>
+                  </m:rPr>
+                  <m:t>(</m:t>
+                </m:r>
+                <m:r>
+                  <m:t>b</m:t>
+                </m:r>
+                <m:r>
+                  <m:rPr>
+                    <m:sty m:val="p"/>
+                  </m:rPr>
+                  <m:t>)</m:t>
+                </m:r>
                 <m:r>
                   <m:rPr>
                     <m:sty m:val="p"/>
@@ -7840,19 +8076,21 @@
                         </m:r>
                       </m:sub>
                     </m:sSub>
-                    <m:d>
-                      <m:dPr>
-                        <m:begChr m:val="("/>
-                        <m:sepChr m:val=""/>
-                        <m:endChr m:val=")"/>
-                        <m:grow/>
-                      </m:dPr>
-                      <m:e>
-                        <m:r>
-                          <m:t>b</m:t>
-                        </m:r>
-                      </m:e>
-                    </m:d>
+                    <m:r>
+                      <m:rPr>
+                        <m:sty m:val="p"/>
+                      </m:rPr>
+                      <m:t>(</m:t>
+                    </m:r>
+                    <m:r>
+                      <m:t>b</m:t>
+                    </m:r>
+                    <m:r>
+                      <m:rPr>
+                        <m:sty m:val="p"/>
+                      </m:rPr>
+                      <m:t>)</m:t>
+                    </m:r>
                   </m:num>
                   <m:den>
                     <m:sSub>
@@ -7870,19 +8108,21 @@
                         </m:r>
                       </m:sub>
                     </m:sSub>
-                    <m:d>
-                      <m:dPr>
-                        <m:begChr m:val="("/>
-                        <m:sepChr m:val=""/>
-                        <m:endChr m:val=")"/>
-                        <m:grow/>
-                      </m:dPr>
-                      <m:e>
-                        <m:r>
-                          <m:t>a</m:t>
-                        </m:r>
-                      </m:e>
-                    </m:d>
+                    <m:r>
+                      <m:rPr>
+                        <m:sty m:val="p"/>
+                      </m:rPr>
+                      <m:t>(</m:t>
+                    </m:r>
+                    <m:r>
+                      <m:t>a</m:t>
+                    </m:r>
+                    <m:r>
+                      <m:rPr>
+                        <m:sty m:val="p"/>
+                      </m:rPr>
+                      <m:t>)</m:t>
+                    </m:r>
                   </m:den>
                 </m:f>
               </m:oMath>
@@ -7940,18 +8180,18 @@
                 <wp:inline>
                   <wp:extent cx="152400" cy="152400"/>
                   <wp:effectExtent b="0" l="0" r="0" t="0"/>
-                  <wp:docPr descr="" title="" id="51" name="Picture"/>
+                  <wp:docPr descr="" title="" id="40" name="Picture"/>
                   <a:graphic>
                     <a:graphicData uri="http://schemas.openxmlformats.org/drawingml/2006/picture">
                       <pic:pic>
                         <pic:nvPicPr>
-                          <pic:cNvPr descr="/Applications/quarto/share/formats/docx/note.png" id="52" name="Picture"/>
+                          <pic:cNvPr descr="/Applications/quarto/share/formats/docx/note.png" id="41" name="Picture"/>
                           <pic:cNvPicPr>
                             <a:picLocks noChangeArrowheads="1" noChangeAspect="1"/>
                           </pic:cNvPicPr>
                         </pic:nvPicPr>
                         <pic:blipFill>
-                          <a:blip r:embed="rId20"/>
+                          <a:blip r:embed="rId9"/>
                           <a:stretch>
                             <a:fillRect/>
                           </a:stretch>
@@ -8027,19 +8267,21 @@
                     </m:r>
                   </m:sub>
                 </m:sSub>
-                <m:d>
-                  <m:dPr>
-                    <m:begChr m:val="("/>
-                    <m:sepChr m:val=""/>
-                    <m:endChr m:val=")"/>
-                    <m:grow/>
-                  </m:dPr>
-                  <m:e>
-                    <m:r>
-                      <m:t>x</m:t>
-                    </m:r>
-                  </m:e>
-                </m:d>
+                <m:r>
+                  <m:rPr>
+                    <m:sty m:val="p"/>
+                  </m:rPr>
+                  <m:t>(</m:t>
+                </m:r>
+                <m:r>
+                  <m:t>x</m:t>
+                </m:r>
+                <m:r>
+                  <m:rPr>
+                    <m:sty m:val="p"/>
+                  </m:rPr>
+                  <m:t>)</m:t>
+                </m:r>
                 <m:r>
                   <m:rPr>
                     <m:sty m:val="p"/>
@@ -8061,19 +8303,21 @@
                     </m:r>
                   </m:sub>
                 </m:sSub>
-                <m:d>
-                  <m:dPr>
-                    <m:begChr m:val="("/>
-                    <m:sepChr m:val=""/>
-                    <m:endChr m:val=")"/>
-                    <m:grow/>
-                  </m:dPr>
-                  <m:e>
-                    <m:r>
-                      <m:t>y</m:t>
-                    </m:r>
-                  </m:e>
-                </m:d>
+                <m:r>
+                  <m:rPr>
+                    <m:sty m:val="p"/>
+                  </m:rPr>
+                  <m:t>(</m:t>
+                </m:r>
+                <m:r>
+                  <m:t>y</m:t>
+                </m:r>
+                <m:r>
+                  <m:rPr>
+                    <m:sty m:val="p"/>
+                  </m:rPr>
+                  <m:t>)</m:t>
+                </m:r>
                 <m:r>
                   <m:rPr>
                     <m:sty m:val="p"/>
@@ -8095,31 +8339,33 @@
                     </m:r>
                   </m:sub>
                 </m:sSub>
-                <m:d>
-                  <m:dPr>
-                    <m:begChr m:val="("/>
-                    <m:sepChr m:val=""/>
-                    <m:endChr m:val=")"/>
-                    <m:grow/>
-                  </m:dPr>
-                  <m:e>
-                    <m:r>
-                      <m:t>4</m:t>
-                    </m:r>
-                    <m:r>
-                      <m:t>y</m:t>
-                    </m:r>
-                    <m:r>
-                      <m:rPr>
-                        <m:sty m:val="p"/>
-                      </m:rPr>
-                      <m:t>+</m:t>
-                    </m:r>
-                    <m:r>
-                      <m:t>1</m:t>
-                    </m:r>
-                  </m:e>
-                </m:d>
+                <m:r>
+                  <m:rPr>
+                    <m:sty m:val="p"/>
+                  </m:rPr>
+                  <m:t>(</m:t>
+                </m:r>
+                <m:r>
+                  <m:t>4</m:t>
+                </m:r>
+                <m:r>
+                  <m:t>y</m:t>
+                </m:r>
+                <m:r>
+                  <m:rPr>
+                    <m:sty m:val="p"/>
+                  </m:rPr>
+                  <m:t>+</m:t>
+                </m:r>
+                <m:r>
+                  <m:t>1</m:t>
+                </m:r>
+                <m:r>
+                  <m:rPr>
+                    <m:sty m:val="p"/>
+                  </m:rPr>
+                  <m:t>)</m:t>
+                </m:r>
               </m:oMath>
             </m:oMathPara>
           </w:p>
@@ -8157,19 +8403,21 @@
                   </m:r>
                 </m:sub>
               </m:sSub>
-              <m:d>
-                <m:dPr>
-                  <m:begChr m:val="("/>
-                  <m:sepChr m:val=""/>
-                  <m:endChr m:val=")"/>
-                  <m:grow/>
-                </m:dPr>
-                <m:e>
-                  <m:r>
-                    <m:t>x</m:t>
-                  </m:r>
-                </m:e>
-              </m:d>
+              <m:r>
+                <m:rPr>
+                  <m:sty m:val="p"/>
+                </m:rPr>
+                <m:t>(</m:t>
+              </m:r>
+              <m:r>
+                <m:t>x</m:t>
+              </m:r>
+              <m:r>
+                <m:rPr>
+                  <m:sty m:val="p"/>
+                </m:rPr>
+                <m:t>)</m:t>
+              </m:r>
             </m:oMath>
             <w:r>
               <w:t xml:space="preserve"> </w:t>
@@ -8196,19 +8444,21 @@
                   </m:r>
                 </m:sub>
               </m:sSub>
-              <m:d>
-                <m:dPr>
-                  <m:begChr m:val="("/>
-                  <m:sepChr m:val=""/>
-                  <m:endChr m:val=")"/>
-                  <m:grow/>
-                </m:dPr>
-                <m:e>
-                  <m:r>
-                    <m:t>x</m:t>
-                  </m:r>
-                </m:e>
-              </m:d>
+              <m:r>
+                <m:rPr>
+                  <m:sty m:val="p"/>
+                </m:rPr>
+                <m:t>(</m:t>
+              </m:r>
+              <m:r>
+                <m:t>x</m:t>
+              </m:r>
+              <m:r>
+                <m:rPr>
+                  <m:sty m:val="p"/>
+                </m:rPr>
+                <m:t>)</m:t>
+              </m:r>
               <m:r>
                 <m:rPr>
                   <m:sty m:val="p"/>
@@ -8235,19 +8485,21 @@
                       </m:r>
                     </m:sub>
                   </m:sSub>
-                  <m:d>
-                    <m:dPr>
-                      <m:begChr m:val="("/>
-                      <m:sepChr m:val=""/>
-                      <m:endChr m:val=")"/>
-                      <m:grow/>
-                    </m:dPr>
-                    <m:e>
-                      <m:r>
-                        <m:t>x</m:t>
-                      </m:r>
-                    </m:e>
-                  </m:d>
+                  <m:r>
+                    <m:rPr>
+                      <m:sty m:val="p"/>
+                    </m:rPr>
+                    <m:t>(</m:t>
+                  </m:r>
+                  <m:r>
+                    <m:t>x</m:t>
+                  </m:r>
+                  <m:r>
+                    <m:rPr>
+                      <m:sty m:val="p"/>
+                    </m:rPr>
+                    <m:t>)</m:t>
+                  </m:r>
                 </m:num>
                 <m:den>
                   <m:sSub>
@@ -8265,19 +8517,21 @@
                       </m:r>
                     </m:sub>
                   </m:sSub>
-                  <m:d>
-                    <m:dPr>
-                      <m:begChr m:val="("/>
-                      <m:sepChr m:val=""/>
-                      <m:endChr m:val=")"/>
-                      <m:grow/>
-                    </m:dPr>
-                    <m:e>
-                      <m:r>
-                        <m:t>8</m:t>
-                      </m:r>
-                    </m:e>
-                  </m:d>
+                  <m:r>
+                    <m:rPr>
+                      <m:sty m:val="p"/>
+                    </m:rPr>
+                    <m:t>(</m:t>
+                  </m:r>
+                  <m:r>
+                    <m:t>8</m:t>
+                  </m:r>
+                  <m:r>
+                    <m:rPr>
+                      <m:sty m:val="p"/>
+                    </m:rPr>
+                    <m:t>)</m:t>
+                  </m:r>
                 </m:den>
               </m:f>
             </m:oMath>
@@ -8303,19 +8557,21 @@
                   </m:r>
                 </m:sub>
               </m:sSub>
-              <m:d>
-                <m:dPr>
-                  <m:begChr m:val="("/>
-                  <m:sepChr m:val=""/>
-                  <m:endChr m:val=")"/>
-                  <m:grow/>
-                </m:dPr>
-                <m:e>
-                  <m:r>
-                    <m:t>8</m:t>
-                  </m:r>
-                </m:e>
-              </m:d>
+              <m:r>
+                <m:rPr>
+                  <m:sty m:val="p"/>
+                </m:rPr>
+                <m:t>(</m:t>
+              </m:r>
+              <m:r>
+                <m:t>8</m:t>
+              </m:r>
+              <m:r>
+                <m:rPr>
+                  <m:sty m:val="p"/>
+                </m:rPr>
+                <m:t>)</m:t>
+              </m:r>
               <m:r>
                 <m:rPr>
                   <m:sty m:val="p"/>
@@ -8380,19 +8636,21 @@
                   </m:r>
                 </m:sub>
               </m:sSub>
-              <m:d>
-                <m:dPr>
-                  <m:begChr m:val="("/>
-                  <m:sepChr m:val=""/>
-                  <m:endChr m:val=")"/>
-                  <m:grow/>
-                </m:dPr>
-                <m:e>
-                  <m:r>
-                    <m:t>x</m:t>
-                  </m:r>
-                </m:e>
-              </m:d>
+              <m:r>
+                <m:rPr>
+                  <m:sty m:val="p"/>
+                </m:rPr>
+                <m:t>(</m:t>
+              </m:r>
+              <m:r>
+                <m:t>x</m:t>
+              </m:r>
+              <m:r>
+                <m:rPr>
+                  <m:sty m:val="p"/>
+                </m:rPr>
+                <m:t>)</m:t>
+              </m:r>
               <m:r>
                 <m:rPr>
                   <m:sty m:val="p"/>
@@ -8429,19 +8687,21 @@
                   </m:r>
                 </m:sub>
               </m:sSub>
-              <m:d>
-                <m:dPr>
-                  <m:begChr m:val="("/>
-                  <m:sepChr m:val=""/>
-                  <m:endChr m:val=")"/>
-                  <m:grow/>
-                </m:dPr>
-                <m:e>
-                  <m:r>
-                    <m:t>x</m:t>
-                  </m:r>
-                </m:e>
-              </m:d>
+              <m:r>
+                <m:rPr>
+                  <m:sty m:val="p"/>
+                </m:rPr>
+                <m:t>(</m:t>
+              </m:r>
+              <m:r>
+                <m:t>x</m:t>
+              </m:r>
+              <m:r>
+                <m:rPr>
+                  <m:sty m:val="p"/>
+                </m:rPr>
+                <m:t>)</m:t>
+              </m:r>
             </m:oMath>
             <w:r>
               <w:t xml:space="preserve">.</w:t>
@@ -8473,40 +8733,42 @@
                   </m:r>
                 </m:sub>
               </m:sSub>
-              <m:d>
-                <m:dPr>
-                  <m:begChr m:val="("/>
-                  <m:sepChr m:val=""/>
-                  <m:endChr m:val=")"/>
-                  <m:grow/>
-                </m:dPr>
+              <m:r>
+                <m:rPr>
+                  <m:sty m:val="p"/>
+                </m:rPr>
+                <m:t>(</m:t>
+              </m:r>
+              <m:sSup>
                 <m:e>
-                  <m:sSup>
-                    <m:e>
+                  <m:r>
+                    <m:t>x</m:t>
+                  </m:r>
+                </m:e>
+                <m:sup>
+                  <m:f>
+                    <m:fPr>
+                      <m:type m:val="bar"/>
+                    </m:fPr>
+                    <m:num>
                       <m:r>
-                        <m:t>x</m:t>
+                        <m:t>1</m:t>
                       </m:r>
-                    </m:e>
-                    <m:sup>
-                      <m:f>
-                        <m:fPr>
-                          <m:type m:val="bar"/>
-                        </m:fPr>
-                        <m:num>
-                          <m:r>
-                            <m:t>1</m:t>
-                          </m:r>
-                        </m:num>
-                        <m:den>
-                          <m:r>
-                            <m:t>3</m:t>
-                          </m:r>
-                        </m:den>
-                      </m:f>
-                    </m:sup>
-                  </m:sSup>
-                </m:e>
-              </m:d>
+                    </m:num>
+                    <m:den>
+                      <m:r>
+                        <m:t>3</m:t>
+                      </m:r>
+                    </m:den>
+                  </m:f>
+                </m:sup>
+              </m:sSup>
+              <m:r>
+                <m:rPr>
+                  <m:sty m:val="p"/>
+                </m:rPr>
+                <m:t>)</m:t>
+              </m:r>
               <m:r>
                 <m:rPr>
                   <m:sty m:val="p"/>
@@ -8528,19 +8790,21 @@
                   </m:r>
                 </m:sub>
               </m:sSub>
-              <m:d>
-                <m:dPr>
-                  <m:begChr m:val="("/>
-                  <m:sepChr m:val=""/>
-                  <m:endChr m:val=")"/>
-                  <m:grow/>
-                </m:dPr>
-                <m:e>
-                  <m:r>
-                    <m:t>y</m:t>
-                  </m:r>
-                </m:e>
-              </m:d>
+              <m:r>
+                <m:rPr>
+                  <m:sty m:val="p"/>
+                </m:rPr>
+                <m:t>(</m:t>
+              </m:r>
+              <m:r>
+                <m:t>y</m:t>
+              </m:r>
+              <m:r>
+                <m:rPr>
+                  <m:sty m:val="p"/>
+                </m:rPr>
+                <m:t>)</m:t>
+              </m:r>
               <m:r>
                 <m:rPr>
                   <m:sty m:val="p"/>
@@ -8562,31 +8826,33 @@
                   </m:r>
                 </m:sub>
               </m:sSub>
-              <m:d>
-                <m:dPr>
-                  <m:begChr m:val="("/>
-                  <m:sepChr m:val=""/>
-                  <m:endChr m:val=")"/>
-                  <m:grow/>
-                </m:dPr>
-                <m:e>
-                  <m:r>
-                    <m:t>4</m:t>
-                  </m:r>
-                  <m:r>
-                    <m:t>y</m:t>
-                  </m:r>
-                  <m:r>
-                    <m:rPr>
-                      <m:sty m:val="p"/>
-                    </m:rPr>
-                    <m:t>+</m:t>
-                  </m:r>
-                  <m:r>
-                    <m:t>1</m:t>
-                  </m:r>
-                </m:e>
-              </m:d>
+              <m:r>
+                <m:rPr>
+                  <m:sty m:val="p"/>
+                </m:rPr>
+                <m:t>(</m:t>
+              </m:r>
+              <m:r>
+                <m:t>4</m:t>
+              </m:r>
+              <m:r>
+                <m:t>y</m:t>
+              </m:r>
+              <m:r>
+                <m:rPr>
+                  <m:sty m:val="p"/>
+                </m:rPr>
+                <m:t>+</m:t>
+              </m:r>
+              <m:r>
+                <m:t>1</m:t>
+              </m:r>
+              <m:r>
+                <m:rPr>
+                  <m:sty m:val="p"/>
+                </m:rPr>
+                <m:t>)</m:t>
+              </m:r>
             </m:oMath>
             <w:r>
               <w:t xml:space="preserve">. To get the right hand side into one log, you can say that</w:t>
@@ -8610,43 +8876,45 @@
                   </m:r>
                 </m:sub>
               </m:sSub>
-              <m:d>
-                <m:dPr>
-                  <m:begChr m:val="("/>
-                  <m:sepChr m:val=""/>
-                  <m:endChr m:val=")"/>
-                  <m:grow/>
-                </m:dPr>
+              <m:r>
+                <m:rPr>
+                  <m:sty m:val="p"/>
+                </m:rPr>
+                <m:t>(</m:t>
+              </m:r>
+              <m:sSup>
                 <m:e>
-                  <m:sSup>
-                    <m:e>
+                  <m:r>
+                    <m:t>x</m:t>
+                  </m:r>
+                </m:e>
+                <m:sup>
+                  <m:f>
+                    <m:fPr>
+                      <m:type m:val="bar"/>
+                    </m:fPr>
+                    <m:num>
                       <m:r>
-                        <m:t>x</m:t>
+                        <m:t>1</m:t>
                       </m:r>
-                    </m:e>
-                    <m:sup>
-                      <m:f>
-                        <m:fPr>
-                          <m:type m:val="bar"/>
-                        </m:fPr>
-                        <m:num>
-                          <m:r>
-                            <m:t>1</m:t>
-                          </m:r>
-                        </m:num>
-                        <m:den>
-                          <m:r>
-                            <m:t>3</m:t>
-                          </m:r>
-                        </m:den>
-                      </m:f>
-                    </m:sup>
-                  </m:sSup>
-                  <m:r>
-                    <m:t>y</m:t>
-                  </m:r>
-                </m:e>
-              </m:d>
+                    </m:num>
+                    <m:den>
+                      <m:r>
+                        <m:t>3</m:t>
+                      </m:r>
+                    </m:den>
+                  </m:f>
+                </m:sup>
+              </m:sSup>
+              <m:r>
+                <m:t>y</m:t>
+              </m:r>
+              <m:r>
+                <m:rPr>
+                  <m:sty m:val="p"/>
+                </m:rPr>
+                <m:t>)</m:t>
+              </m:r>
             </m:oMath>
             <w:r>
               <w:t xml:space="preserve"> </w:t>
@@ -8793,8 +9061,8 @@
         </w:tc>
       </w:tr>
     </w:tbl>
-    <w:bookmarkEnd w:id="53"/>
-    <w:bookmarkStart w:id="55" w:name="quick-check-problems"/>
+    <w:bookmarkEnd w:id="42"/>
+    <w:bookmarkStart w:id="44" w:name="quick-check-problems"/>
     <w:p>
       <w:pPr>
         <w:pStyle w:val="Heading2"/>
@@ -8838,22 +9106,24 @@
         <m:r>
           <m:t>n</m:t>
         </m:r>
-        <m:d>
-          <m:dPr>
-            <m:begChr m:val="("/>
-            <m:sepChr m:val=""/>
-            <m:endChr m:val=")"/>
-            <m:grow/>
-          </m:dPr>
-          <m:e>
-            <m:r>
-              <m:t>4</m:t>
-            </m:r>
-            <m:r>
-              <m:t>x</m:t>
-            </m:r>
-          </m:e>
-        </m:d>
+        <m:r>
+          <m:rPr>
+            <m:sty m:val="p"/>
+          </m:rPr>
+          <m:t>(</m:t>
+        </m:r>
+        <m:r>
+          <m:t>4</m:t>
+        </m:r>
+        <m:r>
+          <m:t>x</m:t>
+        </m:r>
+        <m:r>
+          <m:rPr>
+            <m:sty m:val="p"/>
+          </m:rPr>
+          <m:t>)</m:t>
+        </m:r>
         <m:r>
           <m:rPr>
             <m:sty m:val="p"/>
@@ -8935,28 +9205,30 @@
           <m:r>
             <m:t>n</m:t>
           </m:r>
-          <m:d>
-            <m:dPr>
-              <m:begChr m:val="("/>
-              <m:sepChr m:val=""/>
-              <m:endChr m:val=")"/>
-              <m:grow/>
-            </m:dPr>
-            <m:e>
-              <m:r>
-                <m:t>x</m:t>
-              </m:r>
-              <m:r>
-                <m:rPr>
-                  <m:sty m:val="p"/>
-                </m:rPr>
-                <m:t>+</m:t>
-              </m:r>
-              <m:r>
-                <m:t>15</m:t>
-              </m:r>
-            </m:e>
-          </m:d>
+          <m:r>
+            <m:rPr>
+              <m:sty m:val="p"/>
+            </m:rPr>
+            <m:t>(</m:t>
+          </m:r>
+          <m:r>
+            <m:t>x</m:t>
+          </m:r>
+          <m:r>
+            <m:rPr>
+              <m:sty m:val="p"/>
+            </m:rPr>
+            <m:t>+</m:t>
+          </m:r>
+          <m:r>
+            <m:t>15</m:t>
+          </m:r>
+          <m:r>
+            <m:rPr>
+              <m:sty m:val="p"/>
+            </m:rPr>
+            <m:t>)</m:t>
+          </m:r>
           <m:r>
             <m:rPr>
               <m:sty m:val="p"/>
@@ -9059,31 +9331,33 @@
           <m:r>
             <m:t>s</m:t>
           </m:r>
-          <m:d>
-            <m:dPr>
-              <m:begChr m:val="("/>
-              <m:sepChr m:val=""/>
-              <m:endChr m:val=")"/>
-              <m:grow/>
-            </m:dPr>
-            <m:e>
-              <m:r>
-                <m:t>2</m:t>
-              </m:r>
-              <m:r>
-                <m:t>x</m:t>
-              </m:r>
-              <m:r>
-                <m:rPr>
-                  <m:sty m:val="p"/>
-                </m:rPr>
-                <m:t>+</m:t>
-              </m:r>
-              <m:r>
-                <m:t>25</m:t>
-              </m:r>
-            </m:e>
-          </m:d>
+          <m:r>
+            <m:rPr>
+              <m:sty m:val="p"/>
+            </m:rPr>
+            <m:t>(</m:t>
+          </m:r>
+          <m:r>
+            <m:t>2</m:t>
+          </m:r>
+          <m:r>
+            <m:t>x</m:t>
+          </m:r>
+          <m:r>
+            <m:rPr>
+              <m:sty m:val="p"/>
+            </m:rPr>
+            <m:t>+</m:t>
+          </m:r>
+          <m:r>
+            <m:t>25</m:t>
+          </m:r>
+          <m:r>
+            <m:rPr>
+              <m:sty m:val="p"/>
+            </m:rPr>
+            <m:t>)</m:t>
+          </m:r>
           <m:r>
             <m:rPr>
               <m:sty m:val="p"/>
@@ -9199,19 +9473,21 @@
               </m:r>
             </m:sup>
           </m:sSup>
-          <m:d>
-            <m:dPr>
-              <m:begChr m:val="("/>
-              <m:sepChr m:val=""/>
-              <m:endChr m:val=")"/>
-              <m:grow/>
-            </m:dPr>
-            <m:e>
-              <m:r>
-                <m:t>θ</m:t>
-              </m:r>
-            </m:e>
-          </m:d>
+          <m:r>
+            <m:rPr>
+              <m:sty m:val="p"/>
+            </m:rPr>
+            <m:t>(</m:t>
+          </m:r>
+          <m:r>
+            <m:t>θ</m:t>
+          </m:r>
+          <m:r>
+            <m:rPr>
+              <m:sty m:val="p"/>
+            </m:rPr>
+            <m:t>)</m:t>
+          </m:r>
           <m:r>
             <m:rPr>
               <m:sty m:val="p"/>
@@ -9239,19 +9515,21 @@
               </m:r>
             </m:sup>
           </m:sSup>
-          <m:d>
-            <m:dPr>
-              <m:begChr m:val="("/>
-              <m:sepChr m:val=""/>
-              <m:endChr m:val=")"/>
-              <m:grow/>
-            </m:dPr>
-            <m:e>
-              <m:r>
-                <m:t>θ</m:t>
-              </m:r>
-            </m:e>
-          </m:d>
+          <m:r>
+            <m:rPr>
+              <m:sty m:val="p"/>
+            </m:rPr>
+            <m:t>(</m:t>
+          </m:r>
+          <m:r>
+            <m:t>θ</m:t>
+          </m:r>
+          <m:r>
+            <m:rPr>
+              <m:sty m:val="p"/>
+            </m:rPr>
+            <m:t>)</m:t>
+          </m:r>
         </m:oMath>
       </m:oMathPara>
     </w:p>
@@ -9313,19 +9591,21 @@
               </m:r>
             </m:sup>
           </m:sSup>
-          <m:d>
-            <m:dPr>
-              <m:begChr m:val="("/>
-              <m:sepChr m:val=""/>
-              <m:endChr m:val=")"/>
-              <m:grow/>
-            </m:dPr>
-            <m:e>
-              <m:r>
-                <m:t>θ</m:t>
-              </m:r>
-            </m:e>
-          </m:d>
+          <m:r>
+            <m:rPr>
+              <m:sty m:val="p"/>
+            </m:rPr>
+            <m:t>(</m:t>
+          </m:r>
+          <m:r>
+            <m:t>θ</m:t>
+          </m:r>
+          <m:r>
+            <m:rPr>
+              <m:sty m:val="p"/>
+            </m:rPr>
+            <m:t>)</m:t>
+          </m:r>
           <m:r>
             <m:rPr>
               <m:sty m:val="p"/>
@@ -9353,19 +9633,21 @@
               </m:r>
             </m:sup>
           </m:sSup>
-          <m:d>
-            <m:dPr>
-              <m:begChr m:val="("/>
-              <m:sepChr m:val=""/>
-              <m:endChr m:val=")"/>
-              <m:grow/>
-            </m:dPr>
-            <m:e>
-              <m:r>
-                <m:t>θ</m:t>
-              </m:r>
-            </m:e>
-          </m:d>
+          <m:r>
+            <m:rPr>
+              <m:sty m:val="p"/>
+            </m:rPr>
+            <m:t>(</m:t>
+          </m:r>
+          <m:r>
+            <m:t>θ</m:t>
+          </m:r>
+          <m:r>
+            <m:rPr>
+              <m:sty m:val="p"/>
+            </m:rPr>
+            <m:t>)</m:t>
+          </m:r>
           <m:r>
             <m:rPr>
               <m:sty m:val="p"/>
@@ -9447,19 +9729,21 @@
             </m:r>
           </m:sup>
         </m:sSup>
-        <m:d>
-          <m:dPr>
-            <m:begChr m:val="("/>
-            <m:sepChr m:val=""/>
-            <m:endChr m:val=")"/>
-            <m:grow/>
-          </m:dPr>
-          <m:e>
-            <m:r>
-              <m:t>θ</m:t>
-            </m:r>
-          </m:e>
-        </m:d>
+        <m:r>
+          <m:rPr>
+            <m:sty m:val="p"/>
+          </m:rPr>
+          <m:t>(</m:t>
+        </m:r>
+        <m:r>
+          <m:t>θ</m:t>
+        </m:r>
+        <m:r>
+          <m:rPr>
+            <m:sty m:val="p"/>
+          </m:rPr>
+          <m:t>)</m:t>
+        </m:r>
         <m:r>
           <m:rPr>
             <m:sty m:val="p"/>
@@ -9484,19 +9768,21 @@
             </m:r>
           </m:sup>
         </m:sSup>
-        <m:d>
-          <m:dPr>
-            <m:begChr m:val="("/>
-            <m:sepChr m:val=""/>
-            <m:endChr m:val=")"/>
-            <m:grow/>
-          </m:dPr>
-          <m:e>
-            <m:r>
-              <m:t>θ</m:t>
-            </m:r>
-          </m:e>
-        </m:d>
+        <m:r>
+          <m:rPr>
+            <m:sty m:val="p"/>
+          </m:rPr>
+          <m:t>(</m:t>
+        </m:r>
+        <m:r>
+          <m:t>θ</m:t>
+        </m:r>
+        <m:r>
+          <m:rPr>
+            <m:sty m:val="p"/>
+          </m:rPr>
+          <m:t>)</m:t>
+        </m:r>
       </m:oMath>
       <w:r>
         <w:t xml:space="preserve"> </w:t>
@@ -9712,7 +9998,7 @@
       <w:pPr>
         <w:pStyle w:val="BodyText"/>
       </w:pPr>
-      <w:hyperlink r:id="rId54">
+      <w:hyperlink r:id="rId43">
         <w:r>
           <w:rPr>
             <w:rStyle w:val="Hyperlink"/>
@@ -9721,7 +10007,7 @@
         </w:r>
       </w:hyperlink>
     </w:p>
-    <w:bookmarkEnd w:id="55"/>
+    <w:bookmarkEnd w:id="44"/>
     <w:sectPr>
       <w:pgSz w:h="15840" w:w="12240"/>
       <w:pgMar w:bottom="1440" w:footer="720" w:gutter="0" w:header="720" w:left="1440" w:right="1440" w:top="1440"/>
